--- a/Documentacion/Portada Portafolio Digital.docx
+++ b/Documentacion/Portada Portafolio Digital.docx
@@ -1965,6 +1965,11 @@
           <w:rFonts w:ascii="Arial" w:hAnsi="Arial" w:eastAsia="Arial" w:cs="Arial"/>
         </w:rPr>
       </w:r>
+      <w:r>
+        <w:rPr>
+          <w:rFonts w:ascii="Arial" w:hAnsi="Arial" w:cs="Arial"/>
+        </w:rPr>
+      </w:r>
     </w:p>
     <w:p>
       <w:pPr>
@@ -1985,6 +1990,11 @@
           <w:rFonts w:ascii="Arial" w:hAnsi="Arial" w:eastAsia="Arial" w:cs="Arial"/>
         </w:rPr>
       </w:r>
+      <w:r>
+        <w:rPr>
+          <w:rFonts w:ascii="Arial" w:hAnsi="Arial" w:cs="Arial"/>
+        </w:rPr>
+      </w:r>
     </w:p>
     <w:p>
       <w:pPr>
@@ -2005,6 +2015,11 @@
           <w:rFonts w:ascii="Arial" w:hAnsi="Arial" w:eastAsia="Arial" w:cs="Arial"/>
         </w:rPr>
       </w:r>
+      <w:r>
+        <w:rPr>
+          <w:rFonts w:ascii="Arial" w:hAnsi="Arial" w:cs="Arial"/>
+        </w:rPr>
+      </w:r>
     </w:p>
     <w:p>
       <w:pPr>
@@ -2025,6 +2040,11 @@
           <w:rFonts w:ascii="Arial" w:hAnsi="Arial" w:eastAsia="Arial" w:cs="Arial"/>
         </w:rPr>
       </w:r>
+      <w:r>
+        <w:rPr>
+          <w:rFonts w:ascii="Arial" w:hAnsi="Arial" w:cs="Arial"/>
+        </w:rPr>
+      </w:r>
     </w:p>
     <w:p>
       <w:pPr>
@@ -2045,6 +2065,11 @@
           <w:rFonts w:ascii="Arial" w:hAnsi="Arial" w:eastAsia="Arial" w:cs="Arial"/>
         </w:rPr>
       </w:r>
+      <w:r>
+        <w:rPr>
+          <w:rFonts w:ascii="Arial" w:hAnsi="Arial" w:cs="Arial"/>
+        </w:rPr>
+      </w:r>
     </w:p>
     <w:p>
       <w:pPr>
@@ -2065,6 +2090,11 @@
           <w:rFonts w:ascii="Arial" w:hAnsi="Arial" w:eastAsia="Arial" w:cs="Arial"/>
         </w:rPr>
       </w:r>
+      <w:r>
+        <w:rPr>
+          <w:rFonts w:ascii="Arial" w:hAnsi="Arial" w:cs="Arial"/>
+        </w:rPr>
+      </w:r>
     </w:p>
     <w:p>
       <w:pPr>
@@ -2085,6 +2115,11 @@
           <w:rFonts w:ascii="Arial" w:hAnsi="Arial" w:eastAsia="Arial" w:cs="Arial"/>
         </w:rPr>
       </w:r>
+      <w:r>
+        <w:rPr>
+          <w:rFonts w:ascii="Arial" w:hAnsi="Arial" w:cs="Arial"/>
+        </w:rPr>
+      </w:r>
     </w:p>
     <w:p>
       <w:pPr>
@@ -2105,6 +2140,11 @@
           <w:rFonts w:ascii="Arial" w:hAnsi="Arial" w:eastAsia="Arial" w:cs="Arial"/>
         </w:rPr>
       </w:r>
+      <w:r>
+        <w:rPr>
+          <w:rFonts w:ascii="Arial" w:hAnsi="Arial" w:cs="Arial"/>
+        </w:rPr>
+      </w:r>
     </w:p>
     <w:p>
       <w:pPr>
@@ -2125,6 +2165,11 @@
           <w:rFonts w:ascii="Arial" w:hAnsi="Arial" w:eastAsia="Arial" w:cs="Arial"/>
         </w:rPr>
       </w:r>
+      <w:r>
+        <w:rPr>
+          <w:rFonts w:ascii="Arial" w:hAnsi="Arial" w:cs="Arial"/>
+        </w:rPr>
+      </w:r>
     </w:p>
     <w:p>
       <w:pPr>
@@ -2145,6 +2190,11 @@
           <w:rFonts w:ascii="Arial" w:hAnsi="Arial" w:eastAsia="Arial" w:cs="Arial"/>
         </w:rPr>
       </w:r>
+      <w:r>
+        <w:rPr>
+          <w:rFonts w:ascii="Arial" w:hAnsi="Arial" w:cs="Arial"/>
+        </w:rPr>
+      </w:r>
     </w:p>
     <w:p>
       <w:pPr>
@@ -2165,6 +2215,11 @@
           <w:rFonts w:ascii="Arial" w:hAnsi="Arial" w:eastAsia="Arial" w:cs="Arial"/>
         </w:rPr>
       </w:r>
+      <w:r>
+        <w:rPr>
+          <w:rFonts w:ascii="Arial" w:hAnsi="Arial" w:cs="Arial"/>
+        </w:rPr>
+      </w:r>
     </w:p>
     <w:p>
       <w:pPr>
@@ -2185,6 +2240,11 @@
           <w:rFonts w:ascii="Arial" w:hAnsi="Arial" w:eastAsia="Arial" w:cs="Arial"/>
         </w:rPr>
       </w:r>
+      <w:r>
+        <w:rPr>
+          <w:rFonts w:ascii="Arial" w:hAnsi="Arial" w:cs="Arial"/>
+        </w:rPr>
+      </w:r>
     </w:p>
     <w:p>
       <w:pPr>
@@ -2205,6 +2265,11 @@
           <w:rFonts w:ascii="Arial" w:hAnsi="Arial" w:eastAsia="Arial" w:cs="Arial"/>
         </w:rPr>
       </w:r>
+      <w:r>
+        <w:rPr>
+          <w:rFonts w:ascii="Arial" w:hAnsi="Arial" w:cs="Arial"/>
+        </w:rPr>
+      </w:r>
     </w:p>
     <w:p>
       <w:pPr>
@@ -2225,6 +2290,11 @@
           <w:rFonts w:ascii="Arial" w:hAnsi="Arial" w:eastAsia="Arial" w:cs="Arial"/>
         </w:rPr>
       </w:r>
+      <w:r>
+        <w:rPr>
+          <w:rFonts w:ascii="Arial" w:hAnsi="Arial" w:cs="Arial"/>
+        </w:rPr>
+      </w:r>
     </w:p>
     <w:p>
       <w:pPr>
@@ -2245,6 +2315,11 @@
           <w:rFonts w:ascii="Arial" w:hAnsi="Arial" w:eastAsia="Arial" w:cs="Arial"/>
         </w:rPr>
       </w:r>
+      <w:r>
+        <w:rPr>
+          <w:rFonts w:ascii="Arial" w:hAnsi="Arial" w:cs="Arial"/>
+        </w:rPr>
+      </w:r>
     </w:p>
     <w:p>
       <w:pPr>
@@ -2263,6 +2338,11 @@
       <w:r>
         <w:rPr>
           <w:rFonts w:ascii="Arial" w:hAnsi="Arial" w:eastAsia="Arial" w:cs="Arial"/>
+        </w:rPr>
+      </w:r>
+      <w:r>
+        <w:rPr>
+          <w:rFonts w:ascii="Arial" w:hAnsi="Arial" w:cs="Arial"/>
         </w:rPr>
       </w:r>
     </w:p>
@@ -2304,12 +2384,11 @@
           <w:color w:val="000000"/>
           <w:sz w:val="28"/>
           <w:szCs w:val="28"/>
-          <w:lang w:val="es-ES"/>
         </w:rPr>
       </w:r>
       <w:r>
         <w:rPr>
-          <w:rFonts w:ascii="Arial Black" w:hAnsi="Arial Black" w:eastAsia="Arial Black" w:cs="Arial Black"/>
+          <w:rFonts w:ascii="Arial Black" w:hAnsi="Arial Black" w:cs="Arial Black"/>
           <w:b/>
           <w:bCs/>
           <w:color w:val="000000"/>
@@ -2387,12 +2466,11 @@
           <w:color w:val="000000"/>
           <w:sz w:val="28"/>
           <w:szCs w:val="28"/>
-          <w:highlight w:val="none"/>
         </w:rPr>
       </w:r>
       <w:r>
         <w:rPr>
-          <w:rFonts w:ascii="Arial" w:hAnsi="Arial" w:eastAsia="Arial" w:cs="Arial"/>
+          <w:rFonts w:ascii="Arial" w:hAnsi="Arial" w:cs="Arial"/>
           <w:b/>
           <w:bCs/>
           <w:color w:val="000000"/>
@@ -2428,6 +2506,11 @@
       <w:r>
         <w:rPr>
           <w:rFonts w:ascii="Arial Black" w:hAnsi="Arial Black" w:eastAsia="Arial Black" w:cs="Arial Black"/>
+        </w:rPr>
+      </w:r>
+      <w:r>
+        <w:rPr>
+          <w:rFonts w:ascii="Arial Black" w:hAnsi="Arial Black" w:cs="Arial Black"/>
         </w:rPr>
       </w:r>
     </w:p>
@@ -2466,6 +2549,11 @@
           <w:rFonts w:ascii="Arial" w:hAnsi="Arial" w:eastAsia="Arial" w:cs="Arial"/>
         </w:rPr>
       </w:r>
+      <w:r>
+        <w:rPr>
+          <w:rFonts w:ascii="Arial" w:hAnsi="Arial" w:cs="Arial"/>
+        </w:rPr>
+      </w:r>
     </w:p>
     <w:p>
       <w:pPr>
@@ -2500,6 +2588,11 @@
       <w:r>
         <w:rPr>
           <w:rFonts w:ascii="Arial" w:hAnsi="Arial" w:eastAsia="Arial" w:cs="Arial"/>
+        </w:rPr>
+      </w:r>
+      <w:r>
+        <w:rPr>
+          <w:rFonts w:ascii="Arial" w:hAnsi="Arial" w:cs="Arial"/>
         </w:rPr>
       </w:r>
     </w:p>
@@ -2546,6 +2639,11 @@
           <w:rFonts w:ascii="Arial" w:hAnsi="Arial" w:eastAsia="Arial" w:cs="Arial"/>
         </w:rPr>
       </w:r>
+      <w:r>
+        <w:rPr>
+          <w:rFonts w:ascii="Arial" w:hAnsi="Arial" w:cs="Arial"/>
+        </w:rPr>
+      </w:r>
     </w:p>
     <w:p>
       <w:pPr>
@@ -2589,6 +2687,17 @@
       <w:r>
         <w:rPr>
           <w:rFonts w:ascii="Arial Black" w:hAnsi="Arial Black" w:eastAsia="Arial Black" w:cs="Arial Black"/>
+          <w:b/>
+          <w:bCs/>
+          <w:color w:val="000000"/>
+          <w:sz w:val="28"/>
+          <w:szCs w:val="28"/>
+          <w:highlight w:val="none"/>
+        </w:rPr>
+      </w:r>
+      <w:r>
+        <w:rPr>
+          <w:rFonts w:ascii="Arial Black" w:hAnsi="Arial Black" w:cs="Arial Black"/>
           <w:b/>
           <w:bCs/>
           <w:color w:val="000000"/>
@@ -2675,6 +2784,11 @@
           <w:rFonts w:ascii="Arial" w:hAnsi="Arial" w:eastAsia="Arial" w:cs="Arial"/>
         </w:rPr>
       </w:r>
+      <w:r>
+        <w:rPr>
+          <w:rFonts w:ascii="Arial" w:hAnsi="Arial" w:cs="Arial"/>
+        </w:rPr>
+      </w:r>
     </w:p>
     <w:p>
       <w:pPr>
@@ -2703,6 +2817,11 @@
       <w:r>
         <w:rPr>
           <w:rFonts w:ascii="Arial Black" w:hAnsi="Arial Black" w:eastAsia="Arial Black" w:cs="Arial Black"/>
+        </w:rPr>
+      </w:r>
+      <w:r>
+        <w:rPr>
+          <w:rFonts w:ascii="Arial Black" w:hAnsi="Arial Black" w:cs="Arial Black"/>
         </w:rPr>
       </w:r>
     </w:p>
@@ -2766,6 +2885,11 @@
           <w:rFonts w:ascii="Arial" w:hAnsi="Arial" w:eastAsia="Arial" w:cs="Arial"/>
         </w:rPr>
       </w:r>
+      <w:r>
+        <w:rPr>
+          <w:rFonts w:ascii="Arial" w:hAnsi="Arial" w:cs="Arial"/>
+        </w:rPr>
+      </w:r>
     </w:p>
     <w:p>
       <w:pPr>
@@ -2794,6 +2918,11 @@
       <w:r>
         <w:rPr>
           <w:rFonts w:ascii="Arial Black" w:hAnsi="Arial Black" w:eastAsia="Arial Black" w:cs="Arial Black"/>
+        </w:rPr>
+      </w:r>
+      <w:r>
+        <w:rPr>
+          <w:rFonts w:ascii="Arial Black" w:hAnsi="Arial Black" w:cs="Arial Black"/>
         </w:rPr>
       </w:r>
     </w:p>
@@ -2832,6 +2961,11 @@
           <w:rFonts w:ascii="Arial" w:hAnsi="Arial" w:eastAsia="Arial" w:cs="Arial"/>
         </w:rPr>
       </w:r>
+      <w:r>
+        <w:rPr>
+          <w:rFonts w:ascii="Arial" w:hAnsi="Arial" w:cs="Arial"/>
+        </w:rPr>
+      </w:r>
     </w:p>
     <w:p>
       <w:pPr>
@@ -2860,6 +2994,11 @@
       <w:r>
         <w:rPr>
           <w:rFonts w:ascii="Arial Black" w:hAnsi="Arial Black" w:eastAsia="Arial Black" w:cs="Arial Black"/>
+        </w:rPr>
+      </w:r>
+      <w:r>
+        <w:rPr>
+          <w:rFonts w:ascii="Arial Black" w:hAnsi="Arial Black" w:cs="Arial Black"/>
         </w:rPr>
       </w:r>
     </w:p>
@@ -2898,6 +3037,11 @@
           <w:rFonts w:ascii="Arial" w:hAnsi="Arial" w:eastAsia="Arial" w:cs="Arial"/>
         </w:rPr>
       </w:r>
+      <w:r>
+        <w:rPr>
+          <w:rFonts w:ascii="Arial" w:hAnsi="Arial" w:cs="Arial"/>
+        </w:rPr>
+      </w:r>
     </w:p>
     <w:p>
       <w:pPr>
@@ -2926,12 +3070,11 @@
       <w:r>
         <w:rPr>
           <w:rFonts w:ascii="Arial Black" w:hAnsi="Arial Black" w:eastAsia="Arial Black" w:cs="Arial Black"/>
-          <w:sz w:val="28"/>
         </w:rPr>
       </w:r>
       <w:r>
         <w:rPr>
-          <w:rFonts w:ascii="Arial Black" w:hAnsi="Arial Black" w:eastAsia="Arial Black" w:cs="Arial Black"/>
+          <w:rFonts w:ascii="Arial Black" w:hAnsi="Arial Black" w:cs="Arial Black"/>
         </w:rPr>
       </w:r>
     </w:p>
@@ -2974,6 +3117,11 @@
       <w:r>
         <w:rPr>
           <w:rFonts w:ascii="Arial" w:hAnsi="Arial" w:eastAsia="Arial" w:cs="Arial"/>
+        </w:rPr>
+      </w:r>
+      <w:r>
+        <w:rPr>
+          <w:rFonts w:ascii="Arial" w:hAnsi="Arial" w:cs="Arial"/>
         </w:rPr>
       </w:r>
     </w:p>
@@ -3033,12 +3181,11 @@
       <w:r>
         <w:rPr>
           <w:rFonts w:ascii="Arial" w:hAnsi="Arial" w:eastAsia="Arial" w:cs="Arial"/>
-          <w:sz w:val="24"/>
         </w:rPr>
       </w:r>
       <w:r>
         <w:rPr>
-          <w:rFonts w:ascii="Arial" w:hAnsi="Arial" w:eastAsia="Arial" w:cs="Arial"/>
+          <w:rFonts w:ascii="Arial" w:hAnsi="Arial" w:cs="Arial"/>
         </w:rPr>
       </w:r>
     </w:p>
@@ -3083,6 +3230,11 @@
           <w:rFonts w:ascii="Arial" w:hAnsi="Arial" w:eastAsia="Arial" w:cs="Arial"/>
         </w:rPr>
       </w:r>
+      <w:r>
+        <w:rPr>
+          <w:rFonts w:ascii="Arial" w:hAnsi="Arial" w:cs="Arial"/>
+        </w:rPr>
+      </w:r>
     </w:p>
     <w:p>
       <w:pPr>
@@ -3125,6 +3277,11 @@
           <w:rFonts w:ascii="Arial" w:hAnsi="Arial" w:eastAsia="Arial" w:cs="Arial"/>
         </w:rPr>
       </w:r>
+      <w:r>
+        <w:rPr>
+          <w:rFonts w:ascii="Arial" w:hAnsi="Arial" w:cs="Arial"/>
+        </w:rPr>
+      </w:r>
     </w:p>
     <w:p>
       <w:pPr>
@@ -3167,6 +3324,11 @@
           <w:rFonts w:ascii="Arial" w:hAnsi="Arial" w:eastAsia="Arial" w:cs="Arial"/>
         </w:rPr>
       </w:r>
+      <w:r>
+        <w:rPr>
+          <w:rFonts w:ascii="Arial" w:hAnsi="Arial" w:cs="Arial"/>
+        </w:rPr>
+      </w:r>
     </w:p>
     <w:p>
       <w:pPr>
@@ -3209,6 +3371,11 @@
           <w:rFonts w:ascii="Arial" w:hAnsi="Arial" w:eastAsia="Arial" w:cs="Arial"/>
         </w:rPr>
       </w:r>
+      <w:r>
+        <w:rPr>
+          <w:rFonts w:ascii="Arial" w:hAnsi="Arial" w:cs="Arial"/>
+        </w:rPr>
+      </w:r>
     </w:p>
     <w:p>
       <w:pPr>
@@ -3237,6 +3404,11 @@
       <w:r>
         <w:rPr>
           <w:rFonts w:ascii="Arial Black" w:hAnsi="Arial Black" w:eastAsia="Arial Black" w:cs="Arial Black"/>
+        </w:rPr>
+      </w:r>
+      <w:r>
+        <w:rPr>
+          <w:rFonts w:ascii="Arial Black" w:hAnsi="Arial Black" w:cs="Arial Black"/>
         </w:rPr>
       </w:r>
     </w:p>
@@ -3309,6 +3481,11 @@
           <w:rFonts w:ascii="Arial" w:hAnsi="Arial" w:eastAsia="Arial" w:cs="Arial"/>
         </w:rPr>
       </w:r>
+      <w:r>
+        <w:rPr>
+          <w:rFonts w:ascii="Arial" w:hAnsi="Arial" w:cs="Arial"/>
+        </w:rPr>
+      </w:r>
     </w:p>
     <w:p>
       <w:pPr>
@@ -3370,13 +3547,14 @@
       </w:r>
       <w:r>
         <w:rPr>
-          <w:rFonts w:ascii="Arial" w:hAnsi="Arial" w:eastAsia="Arial" w:cs="Arial"/>
-          <w:lang w:val="es-MX" w:eastAsia="es-MX"/>
+          <w:rFonts w:ascii="Arial" w:hAnsi="Arial" w:cs="Arial"/>
         </w:rPr>
       </w:r>
       <w:r>
         <w:rPr>
-          <w:rFonts w:ascii="Arial" w:hAnsi="Arial" w:cs="Arial"/>
+          <w:rFonts w:ascii="Arial" w:hAnsi="Arial" w:eastAsia="Arial" w:cs="Arial"/>
+          <w:highlight w:val="none"/>
+          <w:lang w:val="es-MX" w:eastAsia="es-MX"/>
         </w:rPr>
       </w:r>
     </w:p>
@@ -3408,6 +3586,15 @@
           <w:rFonts w:ascii="Arial Black" w:hAnsi="Arial Black" w:cs="Arial Black"/>
           <w:sz w:val="28"/>
           <w:szCs w:val="22"/>
+        </w:rPr>
+      </w:r>
+      <w:r>
+        <w:rPr>
+          <w:rFonts w:ascii="Arial Black" w:hAnsi="Arial Black" w:eastAsia="Arial Black" w:cs="Arial Black"/>
+          <w:sz w:val="28"/>
+          <w:szCs w:val="28"/>
+          <w:highlight w:val="none"/>
+          <w:lang w:val="es-ES"/>
         </w:rPr>
       </w:r>
     </w:p>
@@ -3447,131 +3634,6 @@
                     <pic:pic xmlns:pic="http://schemas.openxmlformats.org/drawingml/2006/picture">
                       <pic:nvPicPr>
                         <pic:cNvPr id="1824644582" name=""/>
-                        <pic:cNvPicPr>
-                          <a:picLocks noChangeAspect="1"/>
-                        </pic:cNvPicPr>
-                        <pic:nvPr/>
-                      </pic:nvPicPr>
-                      <pic:blipFill rotWithShape="1">
-                        <a:blip r:embed="rId10"/>
-                        <a:stretch/>
-                      </pic:blipFill>
-                      <pic:spPr bwMode="auto">
-                        <a:xfrm>
-                          <a:off x="0" y="0"/>
-                          <a:ext cx="5400039" cy="2272868"/>
-                        </a:xfrm>
-                        <a:prstGeom prst="rect">
-                          <a:avLst/>
-                        </a:prstGeom>
-                      </pic:spPr>
-                    </pic:pic>
-                  </a:graphicData>
-                </a:graphic>
-              </wp:inline>
-            </w:drawing>
-          </mc:Choice>
-          <mc:Fallback>
-            <w:pict>
-              <v:shapetype id="_x0000_t75" coordsize="21600,21600" o:spt="75" o:preferrelative="t" path="m@4@5l@4@11@9@11@9@5xe" filled="f" stroked="f">
-                <v:stroke joinstyle="miter"/>
-                <v:formulas>
-                  <v:f eqn="if lineDrawn pixelLineWidth 0"/>
-                  <v:f eqn="sum @0 1 0"/>
-                  <v:f eqn="sum 0 0 @1"/>
-                  <v:f eqn="prod @2 1 2"/>
-                  <v:f eqn="prod @3 21600 pixelWidth"/>
-                  <v:f eqn="prod @3 21600 pixelHeight"/>
-                  <v:f eqn="sum @0 0 1"/>
-                  <v:f eqn="prod @6 1 2"/>
-                  <v:f eqn="prod @7 21600 pixelWidth"/>
-                  <v:f eqn="sum @8 21600 0"/>
-                  <v:f eqn="prod @7 21600 pixelHeight"/>
-                  <v:f eqn="sum @10 21600 0"/>
-                </v:formulas>
-                <v:path o:extrusionok="f" gradientshapeok="t" o:connecttype="rect"/>
-                <o:lock v:ext="edit" aspectratio="t"/>
-              </v:shapetype>
-              <v:shape id="_x0000_i4" o:spid="_x0000_s4" type="#_x0000_t75" style="width:425.20pt;height:178.97pt;mso-wrap-distance-left:0.00pt;mso-wrap-distance-top:0.00pt;mso-wrap-distance-right:0.00pt;mso-wrap-distance-bottom:0.00pt;z-index:1;" stroked="false">
-                <v:imagedata r:id="rId10" o:title=""/>
-                <o:lock v:ext="edit" rotation="t"/>
-              </v:shape>
-            </w:pict>
-          </mc:Fallback>
-        </mc:AlternateContent>
-      </w:r>
-      <w:r>
-        <w:rPr>
-          <w:rFonts w:ascii="Arial" w:hAnsi="Arial" w:eastAsia="Arial" w:cs="Arial"/>
-          <w:sz w:val="24"/>
-          <w:szCs w:val="20"/>
-          <w:highlight w:val="none"/>
-          <w:lang w:val="es-ES"/>
-        </w:rPr>
-      </w:r>
-      <w:r/>
-      <w:r>
-        <w:rPr>
-          <w:rFonts w:ascii="Arial" w:hAnsi="Arial" w:eastAsia="Arial" w:cs="Arial"/>
-          <w:sz w:val="24"/>
-          <w:szCs w:val="20"/>
-          <w:highlight w:val="none"/>
-          <w:lang w:val="es-ES"/>
-        </w:rPr>
-      </w:r>
-      <w:r>
-        <w:rPr>
-          <w:rFonts w:ascii="Arial" w:hAnsi="Arial" w:cs="Arial"/>
-          <w:sz w:val="22"/>
-          <w:szCs w:val="22"/>
-        </w:rPr>
-      </w:r>
-    </w:p>
-    <w:p>
-      <w:pPr>
-        <w:pBdr/>
-        <w:spacing/>
-        <w:ind w:firstLine="0" w:left="0"/>
-        <w:rPr>
-          <w:rFonts w:ascii="Arial" w:hAnsi="Arial" w:eastAsia="Arial" w:cs="Arial"/>
-          <w:sz w:val="24"/>
-          <w:szCs w:val="24"/>
-          <w:highlight w:val="none"/>
-          <w:lang w:val="es-ES"/>
-        </w:rPr>
-      </w:pPr>
-      <w:r>
-        <w:rPr>
-          <w:rFonts w:ascii="Arial" w:hAnsi="Arial" w:eastAsia="Arial" w:cs="Arial"/>
-          <w:sz w:val="24"/>
-          <w:szCs w:val="20"/>
-          <w:highlight w:val="none"/>
-          <w:lang w:val="es-ES"/>
-        </w:rPr>
-      </w:r>
-      <w:r>
-        <w:rPr>
-          <w:rFonts w:ascii="Arial" w:hAnsi="Arial" w:eastAsia="Arial" w:cs="Arial"/>
-          <w:sz w:val="24"/>
-          <w:szCs w:val="20"/>
-          <w:highlight w:val="none"/>
-          <w:lang w:val="es-ES"/>
-        </w:rPr>
-        <mc:AlternateContent>
-          <mc:Choice Requires="wpg">
-            <w:drawing>
-              <wp:inline xmlns:wp="http://schemas.openxmlformats.org/drawingml/2006/wordprocessingDrawing" distT="0" distB="0" distL="0" distR="0">
-                <wp:extent cx="5400040" cy="2272868"/>
-                <wp:effectExtent l="0" t="0" r="0" b="0"/>
-                <wp:docPr id="6" name=""/>
-                <wp:cNvGraphicFramePr>
-                  <a:graphicFrameLocks xmlns:a="http://schemas.openxmlformats.org/drawingml/2006/main" noChangeAspect="1"/>
-                </wp:cNvGraphicFramePr>
-                <a:graphic xmlns:a="http://schemas.openxmlformats.org/drawingml/2006/main">
-                  <a:graphicData uri="http://schemas.openxmlformats.org/drawingml/2006/picture">
-                    <pic:pic xmlns:pic="http://schemas.openxmlformats.org/drawingml/2006/picture">
-                      <pic:nvPicPr>
-                        <pic:cNvPr id="1250006943" name=""/>
                         <pic:cNvPicPr>
                           <a:picLocks noChangeAspect="1"/>
                         </pic:cNvPicPr>
@@ -3617,7 +3679,7 @@
                 <v:path o:extrusionok="f" gradientshapeok="t" o:connecttype="rect"/>
                 <o:lock v:ext="edit" aspectratio="t"/>
               </v:shapetype>
-              <v:shape id="_x0000_i5" o:spid="_x0000_s5" type="#_x0000_t75" style="width:425.20pt;height:178.97pt;mso-wrap-distance-left:0.00pt;mso-wrap-distance-top:0.00pt;mso-wrap-distance-right:0.00pt;mso-wrap-distance-bottom:0.00pt;z-index:1;" stroked="false">
+              <v:shape id="_x0000_i4" o:spid="_x0000_s4" type="#_x0000_t75" style="width:425.20pt;height:178.97pt;mso-wrap-distance-left:0.00pt;mso-wrap-distance-top:0.00pt;mso-wrap-distance-right:0.00pt;mso-wrap-distance-bottom:0.00pt;z-index:1;" stroked="false">
                 <v:imagedata r:id="rId11" o:title=""/>
                 <o:lock v:ext="edit" rotation="t"/>
               </v:shape>
@@ -3630,6 +3692,130 @@
           <w:rFonts w:ascii="Arial" w:hAnsi="Arial" w:cs="Arial"/>
           <w:sz w:val="22"/>
           <w:szCs w:val="22"/>
+        </w:rPr>
+      </w:r>
+      <w:r>
+        <w:rPr>
+          <w:rFonts w:ascii="Arial" w:hAnsi="Arial" w:eastAsia="Arial" w:cs="Arial"/>
+          <w:sz w:val="24"/>
+          <w:szCs w:val="24"/>
+          <w:highlight w:val="none"/>
+          <w:lang w:val="es-ES"/>
+        </w:rPr>
+      </w:r>
+    </w:p>
+    <w:p>
+      <w:pPr>
+        <w:pBdr/>
+        <w:spacing/>
+        <w:ind w:firstLine="0" w:left="0"/>
+        <w:rPr>
+          <w:rFonts w:ascii="Arial" w:hAnsi="Arial" w:eastAsia="Arial" w:cs="Arial"/>
+          <w:sz w:val="24"/>
+          <w:szCs w:val="24"/>
+          <w:highlight w:val="none"/>
+          <w:lang w:val="es-ES"/>
+        </w:rPr>
+      </w:pPr>
+      <w:r>
+        <w:rPr>
+          <w:rFonts w:ascii="Arial" w:hAnsi="Arial" w:eastAsia="Arial" w:cs="Arial"/>
+          <w:sz w:val="24"/>
+          <w:szCs w:val="20"/>
+          <w:highlight w:val="none"/>
+          <w:lang w:val="es-ES"/>
+        </w:rPr>
+      </w:r>
+      <w:r>
+        <w:rPr>
+          <w:rFonts w:ascii="Arial" w:hAnsi="Arial" w:eastAsia="Arial" w:cs="Arial"/>
+          <w:sz w:val="24"/>
+          <w:szCs w:val="20"/>
+          <w:highlight w:val="none"/>
+          <w:lang w:val="es-ES"/>
+        </w:rPr>
+        <mc:AlternateContent>
+          <mc:Choice Requires="wpg">
+            <w:drawing>
+              <wp:inline xmlns:wp="http://schemas.openxmlformats.org/drawingml/2006/wordprocessingDrawing" distT="0" distB="0" distL="0" distR="0">
+                <wp:extent cx="5400040" cy="2272868"/>
+                <wp:effectExtent l="0" t="0" r="0" b="0"/>
+                <wp:docPr id="6" name=""/>
+                <wp:cNvGraphicFramePr>
+                  <a:graphicFrameLocks xmlns:a="http://schemas.openxmlformats.org/drawingml/2006/main" noChangeAspect="1"/>
+                </wp:cNvGraphicFramePr>
+                <a:graphic xmlns:a="http://schemas.openxmlformats.org/drawingml/2006/main">
+                  <a:graphicData uri="http://schemas.openxmlformats.org/drawingml/2006/picture">
+                    <pic:pic xmlns:pic="http://schemas.openxmlformats.org/drawingml/2006/picture">
+                      <pic:nvPicPr>
+                        <pic:cNvPr id="1250006943" name=""/>
+                        <pic:cNvPicPr>
+                          <a:picLocks noChangeAspect="1"/>
+                        </pic:cNvPicPr>
+                        <pic:nvPr/>
+                      </pic:nvPicPr>
+                      <pic:blipFill rotWithShape="1">
+                        <a:blip r:embed="rId12"/>
+                        <a:stretch/>
+                      </pic:blipFill>
+                      <pic:spPr bwMode="auto">
+                        <a:xfrm>
+                          <a:off x="0" y="0"/>
+                          <a:ext cx="5400039" cy="2272868"/>
+                        </a:xfrm>
+                        <a:prstGeom prst="rect">
+                          <a:avLst/>
+                        </a:prstGeom>
+                      </pic:spPr>
+                    </pic:pic>
+                  </a:graphicData>
+                </a:graphic>
+              </wp:inline>
+            </w:drawing>
+          </mc:Choice>
+          <mc:Fallback>
+            <w:pict>
+              <v:shapetype id="_x0000_t75" coordsize="21600,21600" o:spt="75" o:preferrelative="t" path="m@4@5l@4@11@9@11@9@5xe" filled="f" stroked="f">
+                <v:stroke joinstyle="miter"/>
+                <v:formulas>
+                  <v:f eqn="if lineDrawn pixelLineWidth 0"/>
+                  <v:f eqn="sum @0 1 0"/>
+                  <v:f eqn="sum 0 0 @1"/>
+                  <v:f eqn="prod @2 1 2"/>
+                  <v:f eqn="prod @3 21600 pixelWidth"/>
+                  <v:f eqn="prod @3 21600 pixelHeight"/>
+                  <v:f eqn="sum @0 0 1"/>
+                  <v:f eqn="prod @6 1 2"/>
+                  <v:f eqn="prod @7 21600 pixelWidth"/>
+                  <v:f eqn="sum @8 21600 0"/>
+                  <v:f eqn="prod @7 21600 pixelHeight"/>
+                  <v:f eqn="sum @10 21600 0"/>
+                </v:formulas>
+                <v:path o:extrusionok="f" gradientshapeok="t" o:connecttype="rect"/>
+                <o:lock v:ext="edit" aspectratio="t"/>
+              </v:shapetype>
+              <v:shape id="_x0000_i5" o:spid="_x0000_s5" type="#_x0000_t75" style="width:425.20pt;height:178.97pt;mso-wrap-distance-left:0.00pt;mso-wrap-distance-top:0.00pt;mso-wrap-distance-right:0.00pt;mso-wrap-distance-bottom:0.00pt;z-index:1;" stroked="false">
+                <v:imagedata r:id="rId12" o:title=""/>
+                <o:lock v:ext="edit" rotation="t"/>
+              </v:shape>
+            </w:pict>
+          </mc:Fallback>
+        </mc:AlternateContent>
+      </w:r>
+      <w:r>
+        <w:rPr>
+          <w:rFonts w:ascii="Arial" w:hAnsi="Arial" w:cs="Arial"/>
+          <w:sz w:val="22"/>
+          <w:szCs w:val="22"/>
+        </w:rPr>
+      </w:r>
+      <w:r>
+        <w:rPr>
+          <w:rFonts w:ascii="Arial" w:hAnsi="Arial" w:eastAsia="Arial" w:cs="Arial"/>
+          <w:sz w:val="24"/>
+          <w:szCs w:val="24"/>
+          <w:highlight w:val="none"/>
+          <w:lang w:val="es-ES"/>
         </w:rPr>
       </w:r>
     </w:p>
@@ -3675,7 +3861,7 @@
                         <pic:nvPr/>
                       </pic:nvPicPr>
                       <pic:blipFill rotWithShape="1">
-                        <a:blip r:embed="rId12"/>
+                        <a:blip r:embed="rId13"/>
                         <a:stretch/>
                       </pic:blipFill>
                       <pic:spPr bwMode="auto">
@@ -3715,7 +3901,7 @@
                 <o:lock v:ext="edit" aspectratio="t"/>
               </v:shapetype>
               <v:shape id="_x0000_i6" o:spid="_x0000_s6" type="#_x0000_t75" style="width:425.20pt;height:191.01pt;mso-wrap-distance-left:0.00pt;mso-wrap-distance-top:0.00pt;mso-wrap-distance-right:0.00pt;mso-wrap-distance-bottom:0.00pt;z-index:1;" stroked="false">
-                <v:imagedata r:id="rId12" o:title=""/>
+                <v:imagedata r:id="rId13" o:title=""/>
                 <o:lock v:ext="edit" rotation="t"/>
               </v:shape>
             </w:pict>
@@ -3724,18 +3910,18 @@
       </w:r>
       <w:r>
         <w:rPr>
-          <w:rFonts w:ascii="Arial" w:hAnsi="Arial" w:eastAsia="Arial" w:cs="Arial"/>
-          <w:sz w:val="24"/>
-          <w:szCs w:val="20"/>
-          <w:highlight w:val="none"/>
-          <w:lang w:val="es-ES"/>
+          <w:rFonts w:ascii="Arial" w:hAnsi="Arial" w:cs="Arial"/>
+          <w:sz w:val="22"/>
+          <w:szCs w:val="22"/>
         </w:rPr>
       </w:r>
       <w:r>
         <w:rPr>
-          <w:rFonts w:ascii="Arial" w:hAnsi="Arial" w:cs="Arial"/>
-          <w:sz w:val="22"/>
-          <w:szCs w:val="22"/>
+          <w:rFonts w:ascii="Arial" w:hAnsi="Arial" w:eastAsia="Arial" w:cs="Arial"/>
+          <w:sz w:val="24"/>
+          <w:szCs w:val="24"/>
+          <w:highlight w:val="none"/>
+          <w:lang w:val="es-ES"/>
         </w:rPr>
       </w:r>
     </w:p>
@@ -3781,7 +3967,7 @@
                         <pic:nvPr/>
                       </pic:nvPicPr>
                       <pic:blipFill rotWithShape="1">
-                        <a:blip r:embed="rId13"/>
+                        <a:blip r:embed="rId14"/>
                         <a:stretch/>
                       </pic:blipFill>
                       <pic:spPr bwMode="auto">
@@ -3821,7 +4007,7 @@
                 <o:lock v:ext="edit" aspectratio="t"/>
               </v:shapetype>
               <v:shape id="_x0000_i7" o:spid="_x0000_s7" type="#_x0000_t75" style="width:425.20pt;height:192.25pt;mso-wrap-distance-left:0.00pt;mso-wrap-distance-top:0.00pt;mso-wrap-distance-right:0.00pt;mso-wrap-distance-bottom:0.00pt;z-index:1;" stroked="false">
-                <v:imagedata r:id="rId13" o:title=""/>
+                <v:imagedata r:id="rId14" o:title=""/>
                 <o:lock v:ext="edit" rotation="t"/>
               </v:shape>
             </w:pict>
@@ -3830,18 +4016,18 @@
       </w:r>
       <w:r>
         <w:rPr>
-          <w:rFonts w:ascii="Arial" w:hAnsi="Arial" w:eastAsia="Arial" w:cs="Arial"/>
-          <w:sz w:val="24"/>
-          <w:szCs w:val="20"/>
-          <w:highlight w:val="none"/>
-          <w:lang w:val="es-ES"/>
+          <w:rFonts w:ascii="Arial" w:hAnsi="Arial" w:cs="Arial"/>
+          <w:sz w:val="22"/>
+          <w:szCs w:val="22"/>
         </w:rPr>
       </w:r>
       <w:r>
         <w:rPr>
-          <w:rFonts w:ascii="Arial" w:hAnsi="Arial" w:cs="Arial"/>
-          <w:sz w:val="22"/>
-          <w:szCs w:val="22"/>
+          <w:rFonts w:ascii="Arial" w:hAnsi="Arial" w:eastAsia="Arial" w:cs="Arial"/>
+          <w:sz w:val="24"/>
+          <w:szCs w:val="24"/>
+          <w:highlight w:val="none"/>
+          <w:lang w:val="es-ES"/>
         </w:rPr>
       </w:r>
     </w:p>
@@ -3887,7 +4073,7 @@
                         <pic:nvPr/>
                       </pic:nvPicPr>
                       <pic:blipFill rotWithShape="1">
-                        <a:blip r:embed="rId14"/>
+                        <a:blip r:embed="rId15"/>
                         <a:stretch/>
                       </pic:blipFill>
                       <pic:spPr bwMode="auto">
@@ -3927,7 +4113,7 @@
                 <o:lock v:ext="edit" aspectratio="t"/>
               </v:shapetype>
               <v:shape id="_x0000_i8" o:spid="_x0000_s8" type="#_x0000_t75" style="width:425.20pt;height:186.86pt;mso-wrap-distance-left:0.00pt;mso-wrap-distance-top:0.00pt;mso-wrap-distance-right:0.00pt;mso-wrap-distance-bottom:0.00pt;z-index:1;" stroked="false">
-                <v:imagedata r:id="rId14" o:title=""/>
+                <v:imagedata r:id="rId15" o:title=""/>
                 <o:lock v:ext="edit" rotation="t"/>
               </v:shape>
             </w:pict>
@@ -3936,18 +4122,18 @@
       </w:r>
       <w:r>
         <w:rPr>
-          <w:rFonts w:ascii="Arial" w:hAnsi="Arial" w:eastAsia="Arial" w:cs="Arial"/>
-          <w:sz w:val="24"/>
-          <w:szCs w:val="20"/>
-          <w:highlight w:val="none"/>
-          <w:lang w:val="es-ES"/>
+          <w:rFonts w:ascii="Arial" w:hAnsi="Arial" w:cs="Arial"/>
+          <w:sz w:val="22"/>
+          <w:szCs w:val="22"/>
         </w:rPr>
       </w:r>
       <w:r>
         <w:rPr>
-          <w:rFonts w:ascii="Arial" w:hAnsi="Arial" w:cs="Arial"/>
-          <w:sz w:val="22"/>
-          <w:szCs w:val="22"/>
+          <w:rFonts w:ascii="Arial" w:hAnsi="Arial" w:eastAsia="Arial" w:cs="Arial"/>
+          <w:sz w:val="24"/>
+          <w:szCs w:val="24"/>
+          <w:highlight w:val="none"/>
+          <w:lang w:val="es-ES"/>
         </w:rPr>
       </w:r>
     </w:p>
@@ -3993,13 +4179,13 @@
                         <pic:nvPr/>
                       </pic:nvPicPr>
                       <pic:blipFill rotWithShape="1">
-                        <a:blip r:embed="rId15"/>
+                        <a:blip r:embed="rId16"/>
                         <a:stretch/>
                       </pic:blipFill>
                       <pic:spPr bwMode="auto">
                         <a:xfrm>
                           <a:off x="0" y="0"/>
-                          <a:ext cx="5400039" cy="2420525"/>
+                          <a:ext cx="5400039" cy="2420524"/>
                         </a:xfrm>
                         <a:prstGeom prst="rect">
                           <a:avLst/>
@@ -4033,7 +4219,7 @@
                 <o:lock v:ext="edit" aspectratio="t"/>
               </v:shapetype>
               <v:shape id="_x0000_i9" o:spid="_x0000_s9" type="#_x0000_t75" style="width:425.20pt;height:190.59pt;mso-wrap-distance-left:0.00pt;mso-wrap-distance-top:0.00pt;mso-wrap-distance-right:0.00pt;mso-wrap-distance-bottom:0.00pt;z-index:1;" stroked="false">
-                <v:imagedata r:id="rId15" o:title=""/>
+                <v:imagedata r:id="rId16" o:title=""/>
                 <o:lock v:ext="edit" rotation="t"/>
               </v:shape>
             </w:pict>
@@ -4042,18 +4228,18 @@
       </w:r>
       <w:r>
         <w:rPr>
-          <w:rFonts w:ascii="Arial" w:hAnsi="Arial" w:eastAsia="Arial" w:cs="Arial"/>
-          <w:sz w:val="24"/>
-          <w:szCs w:val="20"/>
-          <w:highlight w:val="none"/>
-          <w:lang w:val="es-ES"/>
+          <w:rFonts w:ascii="Arial" w:hAnsi="Arial" w:cs="Arial"/>
+          <w:sz w:val="22"/>
+          <w:szCs w:val="22"/>
         </w:rPr>
       </w:r>
       <w:r>
         <w:rPr>
-          <w:rFonts w:ascii="Arial" w:hAnsi="Arial" w:cs="Arial"/>
-          <w:sz w:val="22"/>
-          <w:szCs w:val="22"/>
+          <w:rFonts w:ascii="Arial" w:hAnsi="Arial" w:eastAsia="Arial" w:cs="Arial"/>
+          <w:sz w:val="24"/>
+          <w:szCs w:val="24"/>
+          <w:highlight w:val="none"/>
+          <w:lang w:val="es-ES"/>
         </w:rPr>
       </w:r>
     </w:p>
@@ -4099,7 +4285,7 @@
                         <pic:nvPr/>
                       </pic:nvPicPr>
                       <pic:blipFill rotWithShape="1">
-                        <a:blip r:embed="rId16"/>
+                        <a:blip r:embed="rId17"/>
                         <a:stretch/>
                       </pic:blipFill>
                       <pic:spPr bwMode="auto">
@@ -4139,7 +4325,7 @@
                 <o:lock v:ext="edit" aspectratio="t"/>
               </v:shapetype>
               <v:shape id="_x0000_i10" o:spid="_x0000_s10" type="#_x0000_t75" style="width:425.20pt;height:191.01pt;mso-wrap-distance-left:0.00pt;mso-wrap-distance-top:0.00pt;mso-wrap-distance-right:0.00pt;mso-wrap-distance-bottom:0.00pt;z-index:1;" stroked="false">
-                <v:imagedata r:id="rId16" o:title=""/>
+                <v:imagedata r:id="rId17" o:title=""/>
                 <o:lock v:ext="edit" rotation="t"/>
               </v:shape>
             </w:pict>
@@ -4148,18 +4334,18 @@
       </w:r>
       <w:r>
         <w:rPr>
-          <w:rFonts w:ascii="Arial" w:hAnsi="Arial" w:eastAsia="Arial" w:cs="Arial"/>
-          <w:sz w:val="24"/>
-          <w:szCs w:val="20"/>
-          <w:highlight w:val="none"/>
-          <w:lang w:val="es-ES"/>
+          <w:rFonts w:ascii="Arial" w:hAnsi="Arial" w:cs="Arial"/>
+          <w:sz w:val="22"/>
+          <w:szCs w:val="22"/>
         </w:rPr>
       </w:r>
       <w:r>
         <w:rPr>
-          <w:rFonts w:ascii="Arial" w:hAnsi="Arial" w:cs="Arial"/>
-          <w:sz w:val="22"/>
-          <w:szCs w:val="22"/>
+          <w:rFonts w:ascii="Arial" w:hAnsi="Arial" w:eastAsia="Arial" w:cs="Arial"/>
+          <w:sz w:val="24"/>
+          <w:szCs w:val="24"/>
+          <w:highlight w:val="none"/>
+          <w:lang w:val="es-ES"/>
         </w:rPr>
       </w:r>
     </w:p>
@@ -4205,7 +4391,7 @@
                         <pic:nvPr/>
                       </pic:nvPicPr>
                       <pic:blipFill rotWithShape="1">
-                        <a:blip r:embed="rId17"/>
+                        <a:blip r:embed="rId18"/>
                         <a:stretch/>
                       </pic:blipFill>
                       <pic:spPr bwMode="auto">
@@ -4245,7 +4431,7 @@
                 <o:lock v:ext="edit" aspectratio="t"/>
               </v:shapetype>
               <v:shape id="_x0000_i11" o:spid="_x0000_s11" type="#_x0000_t75" style="width:425.20pt;height:201.39pt;mso-wrap-distance-left:0.00pt;mso-wrap-distance-top:0.00pt;mso-wrap-distance-right:0.00pt;mso-wrap-distance-bottom:0.00pt;z-index:1;" stroked="false">
-                <v:imagedata r:id="rId17" o:title=""/>
+                <v:imagedata r:id="rId18" o:title=""/>
                 <o:lock v:ext="edit" rotation="t"/>
               </v:shape>
             </w:pict>
@@ -4254,18 +4440,18 @@
       </w:r>
       <w:r>
         <w:rPr>
-          <w:rFonts w:ascii="Arial" w:hAnsi="Arial" w:eastAsia="Arial" w:cs="Arial"/>
-          <w:sz w:val="24"/>
-          <w:szCs w:val="20"/>
-          <w:highlight w:val="none"/>
-          <w:lang w:val="es-ES"/>
+          <w:rFonts w:ascii="Arial" w:hAnsi="Arial" w:cs="Arial"/>
+          <w:sz w:val="22"/>
+          <w:szCs w:val="22"/>
         </w:rPr>
       </w:r>
       <w:r>
         <w:rPr>
-          <w:rFonts w:ascii="Arial" w:hAnsi="Arial" w:cs="Arial"/>
-          <w:sz w:val="22"/>
-          <w:szCs w:val="22"/>
+          <w:rFonts w:ascii="Arial" w:hAnsi="Arial" w:eastAsia="Arial" w:cs="Arial"/>
+          <w:sz w:val="24"/>
+          <w:szCs w:val="24"/>
+          <w:highlight w:val="none"/>
+          <w:lang w:val="es-ES"/>
         </w:rPr>
       </w:r>
     </w:p>
@@ -4311,7 +4497,7 @@
                         <pic:nvPr/>
                       </pic:nvPicPr>
                       <pic:blipFill rotWithShape="1">
-                        <a:blip r:embed="rId18"/>
+                        <a:blip r:embed="rId19"/>
                         <a:stretch/>
                       </pic:blipFill>
                       <pic:spPr bwMode="auto">
@@ -4351,7 +4537,7 @@
                 <o:lock v:ext="edit" aspectratio="t"/>
               </v:shapetype>
               <v:shape id="_x0000_i12" o:spid="_x0000_s12" type="#_x0000_t75" style="width:425.20pt;height:193.50pt;mso-wrap-distance-left:0.00pt;mso-wrap-distance-top:0.00pt;mso-wrap-distance-right:0.00pt;mso-wrap-distance-bottom:0.00pt;z-index:1;" stroked="false">
-                <v:imagedata r:id="rId18" o:title=""/>
+                <v:imagedata r:id="rId19" o:title=""/>
                 <o:lock v:ext="edit" rotation="t"/>
               </v:shape>
             </w:pict>
@@ -4360,18 +4546,18 @@
       </w:r>
       <w:r>
         <w:rPr>
-          <w:rFonts w:ascii="Arial" w:hAnsi="Arial" w:eastAsia="Arial" w:cs="Arial"/>
-          <w:sz w:val="24"/>
-          <w:szCs w:val="20"/>
-          <w:highlight w:val="none"/>
-          <w:lang w:val="es-ES"/>
+          <w:rFonts w:ascii="Arial" w:hAnsi="Arial" w:cs="Arial"/>
+          <w:sz w:val="22"/>
+          <w:szCs w:val="22"/>
         </w:rPr>
       </w:r>
       <w:r>
         <w:rPr>
-          <w:rFonts w:ascii="Arial" w:hAnsi="Arial" w:cs="Arial"/>
-          <w:sz w:val="22"/>
-          <w:szCs w:val="22"/>
+          <w:rFonts w:ascii="Arial" w:hAnsi="Arial" w:eastAsia="Arial" w:cs="Arial"/>
+          <w:sz w:val="24"/>
+          <w:szCs w:val="24"/>
+          <w:highlight w:val="none"/>
+          <w:lang w:val="es-ES"/>
         </w:rPr>
       </w:r>
     </w:p>
@@ -4417,7 +4603,7 @@
                         <pic:nvPr/>
                       </pic:nvPicPr>
                       <pic:blipFill rotWithShape="1">
-                        <a:blip r:embed="rId19"/>
+                        <a:blip r:embed="rId20"/>
                         <a:stretch/>
                       </pic:blipFill>
                       <pic:spPr bwMode="auto">
@@ -4457,7 +4643,7 @@
                 <o:lock v:ext="edit" aspectratio="t"/>
               </v:shapetype>
               <v:shape id="_x0000_i13" o:spid="_x0000_s13" type="#_x0000_t75" style="width:425.20pt;height:188.52pt;mso-wrap-distance-left:0.00pt;mso-wrap-distance-top:0.00pt;mso-wrap-distance-right:0.00pt;mso-wrap-distance-bottom:0.00pt;z-index:1;" stroked="false">
-                <v:imagedata r:id="rId19" o:title=""/>
+                <v:imagedata r:id="rId20" o:title=""/>
                 <o:lock v:ext="edit" rotation="t"/>
               </v:shape>
             </w:pict>
@@ -4466,18 +4652,18 @@
       </w:r>
       <w:r>
         <w:rPr>
-          <w:rFonts w:ascii="Arial" w:hAnsi="Arial" w:eastAsia="Arial" w:cs="Arial"/>
-          <w:sz w:val="24"/>
-          <w:szCs w:val="20"/>
-          <w:highlight w:val="none"/>
-          <w:lang w:val="es-ES"/>
+          <w:rFonts w:ascii="Arial" w:hAnsi="Arial" w:cs="Arial"/>
+          <w:sz w:val="22"/>
+          <w:szCs w:val="22"/>
         </w:rPr>
       </w:r>
       <w:r>
         <w:rPr>
-          <w:rFonts w:ascii="Arial" w:hAnsi="Arial" w:cs="Arial"/>
-          <w:sz w:val="22"/>
-          <w:szCs w:val="22"/>
+          <w:rFonts w:ascii="Arial" w:hAnsi="Arial" w:eastAsia="Arial" w:cs="Arial"/>
+          <w:sz w:val="24"/>
+          <w:szCs w:val="24"/>
+          <w:highlight w:val="none"/>
+          <w:lang w:val="es-ES"/>
         </w:rPr>
       </w:r>
     </w:p>
@@ -4610,6 +4796,15 @@
           <w:szCs w:val="28"/>
         </w:rPr>
       </w:r>
+      <w:r>
+        <w:rPr>
+          <w:rFonts w:ascii="Arial Black" w:hAnsi="Arial Black" w:eastAsia="Arial Black" w:cs="Arial Black"/>
+          <w:sz w:val="28"/>
+          <w:szCs w:val="28"/>
+          <w:highlight w:val="none"/>
+          <w:lang w:val="es-ES"/>
+        </w:rPr>
+      </w:r>
     </w:p>
     <w:p>
       <w:pPr>
@@ -4624,15 +4819,6 @@
           <w:lang w:val="es-ES"/>
         </w:rPr>
       </w:pPr>
-      <w:r>
-        <w:rPr>
-          <w:rFonts w:ascii="Arial Black" w:hAnsi="Arial Black" w:eastAsia="Arial Black" w:cs="Arial Black"/>
-          <w:sz w:val="28"/>
-          <w:szCs w:val="22"/>
-          <w:highlight w:val="none"/>
-          <w:lang w:val="es-ES"/>
-        </w:rPr>
-      </w:r>
       <w:r>
         <w:rPr>
           <w:rFonts w:ascii="Arial Black" w:hAnsi="Arial Black" w:eastAsia="Arial Black" w:cs="Arial Black"/>
@@ -4671,7 +4857,7 @@
                         <pic:nvPr/>
                       </pic:nvPicPr>
                       <pic:blipFill rotWithShape="1">
-                        <a:blip r:embed="rId20"/>
+                        <a:blip r:embed="rId21"/>
                         <a:stretch/>
                       </pic:blipFill>
                       <pic:spPr bwMode="auto">
@@ -4711,7 +4897,7 @@
                 <o:lock v:ext="edit" aspectratio="t"/>
               </v:shapetype>
               <v:shape id="_x0000_i14" o:spid="_x0000_s14" type="#_x0000_t75" style="width:459.03pt;height:308.70pt;mso-wrap-distance-left:0.00pt;mso-wrap-distance-top:0.00pt;mso-wrap-distance-right:0.00pt;mso-wrap-distance-bottom:0.00pt;z-index:1;" stroked="false">
-                <v:imagedata r:id="rId20" o:title=""/>
+                <v:imagedata r:id="rId21" o:title=""/>
                 <o:lock v:ext="edit" rotation="t"/>
               </v:shape>
             </w:pict>
@@ -4720,18 +4906,18 @@
       </w:r>
       <w:r>
         <w:rPr>
-          <w:rFonts w:ascii="Arial Black" w:hAnsi="Arial Black" w:eastAsia="Arial Black" w:cs="Arial Black"/>
+          <w:rFonts w:ascii="Arial Black" w:hAnsi="Arial Black" w:cs="Arial Black"/>
           <w:sz w:val="28"/>
-          <w:szCs w:val="22"/>
-          <w:highlight w:val="none"/>
-          <w:lang w:val="es-ES"/>
+          <w:szCs w:val="28"/>
         </w:rPr>
       </w:r>
       <w:r>
         <w:rPr>
-          <w:rFonts w:ascii="Arial Black" w:hAnsi="Arial Black" w:cs="Arial Black"/>
+          <w:rFonts w:ascii="Arial Black" w:hAnsi="Arial Black" w:eastAsia="Arial Black" w:cs="Arial Black"/>
           <w:sz w:val="28"/>
           <w:szCs w:val="28"/>
+          <w:highlight w:val="none"/>
+          <w:lang w:val="es-ES"/>
         </w:rPr>
       </w:r>
     </w:p>
@@ -4772,6 +4958,15 @@
           <w:rFonts w:ascii="Arial Black" w:hAnsi="Arial Black" w:cs="Arial Black"/>
           <w:sz w:val="28"/>
           <w:szCs w:val="28"/>
+        </w:rPr>
+      </w:r>
+      <w:r>
+        <w:rPr>
+          <w:rFonts w:ascii="Arial Black" w:hAnsi="Arial Black" w:eastAsia="Arial Black" w:cs="Arial Black"/>
+          <w:sz w:val="28"/>
+          <w:szCs w:val="28"/>
+          <w:highlight w:val="none"/>
+          <w:lang w:val="es-ES"/>
         </w:rPr>
       </w:r>
     </w:p>
@@ -4828,7 +5023,7 @@
                         <pic:nvPr/>
                       </pic:nvPicPr>
                       <pic:blipFill rotWithShape="1">
-                        <a:blip r:embed="rId21"/>
+                        <a:blip r:embed="rId22"/>
                         <a:stretch/>
                       </pic:blipFill>
                       <pic:spPr bwMode="auto">
@@ -4869,12 +5064,19 @@
               </v:shapetype>
               <v:shape id="_x0000_i15" o:spid="_x0000_s15" type="#_x0000_t75" style="position:absolute;z-index:251683840;o:allowoverlap:true;o:allowincell:true;mso-position-horizontal-relative:text;margin-left:-81.26pt;mso-position-horizontal:absolute;mso-position-vertical-relative:text;margin-top:0.00pt;mso-position-vertical:absolute;width:588.04pt;height:653.31pt;mso-wrap-distance-left:9.07pt;mso-wrap-distance-top:0.00pt;mso-wrap-distance-right:9.07pt;mso-wrap-distance-bottom:0.00pt;z-index:1;" stroked="false">
                 <w10:wrap type="square"/>
-                <v:imagedata r:id="rId21" o:title=""/>
+                <v:imagedata r:id="rId22" o:title=""/>
                 <o:lock v:ext="edit" rotation="t"/>
               </v:shape>
             </w:pict>
           </mc:Fallback>
         </mc:AlternateContent>
+      </w:r>
+      <w:r>
+        <w:rPr>
+          <w:rFonts w:ascii="Arial Black" w:hAnsi="Arial Black" w:cs="Arial Black"/>
+          <w:sz w:val="28"/>
+          <w:szCs w:val="28"/>
+        </w:rPr>
       </w:r>
       <w:r>
         <w:rPr>
@@ -4910,6 +5112,14 @@
           <w:rFonts w:ascii="Arial Black" w:hAnsi="Arial Black" w:cs="Arial Black"/>
           <w:sz w:val="28"/>
           <w:szCs w:val="28"/>
+        </w:rPr>
+      </w:r>
+      <w:r>
+        <w:rPr>
+          <w:rFonts w:ascii="Arial Black" w:hAnsi="Arial Black" w:cs="Arial Black"/>
+          <w:sz w:val="28"/>
+          <w:szCs w:val="28"/>
+          <w:lang w:val="es-ES"/>
         </w:rPr>
       </w:r>
     </w:p>
@@ -4954,7 +5164,7 @@
                         <pic:nvPr/>
                       </pic:nvPicPr>
                       <pic:blipFill rotWithShape="1">
-                        <a:blip r:embed="rId22"/>
+                        <a:blip r:embed="rId23"/>
                         <a:stretch/>
                       </pic:blipFill>
                       <pic:spPr bwMode="auto">
@@ -4994,7 +5204,7 @@
                 <o:lock v:ext="edit" aspectratio="t"/>
               </v:shapetype>
               <v:shape id="_x0000_i16" o:spid="_x0000_s16" type="#_x0000_t75" style="width:477.95pt;height:223.20pt;mso-wrap-distance-left:0.00pt;mso-wrap-distance-top:0.00pt;mso-wrap-distance-right:0.00pt;mso-wrap-distance-bottom:0.00pt;z-index:1;" stroked="false">
-                <v:imagedata r:id="rId22" o:title=""/>
+                <v:imagedata r:id="rId23" o:title=""/>
                 <o:lock v:ext="edit" rotation="t"/>
               </v:shape>
             </w:pict>
@@ -5005,6 +5215,15 @@
       <w:r>
         <w:rPr>
           <w:highlight w:val="none"/>
+        </w:rPr>
+      </w:r>
+      <w:r>
+        <w:rPr>
+          <w:rFonts w:ascii="Arial Black" w:hAnsi="Arial Black" w:cs="Arial Black"/>
+          <w:sz w:val="28"/>
+          <w:szCs w:val="28"/>
+          <w:highlight w:val="none"/>
+          <w:lang w:val="es-ES"/>
         </w:rPr>
       </w:r>
     </w:p>
@@ -5034,6 +5253,15 @@
       <w:r>
         <w:rPr>
           <w:highlight w:val="none"/>
+        </w:rPr>
+      </w:r>
+      <w:r>
+        <w:rPr>
+          <w:rFonts w:ascii="Arial Black" w:hAnsi="Arial Black" w:cs="Arial Black"/>
+          <w:sz w:val="28"/>
+          <w:szCs w:val="28"/>
+          <w:highlight w:val="none"/>
+          <w:lang w:val="es-ES"/>
         </w:rPr>
       </w:r>
     </w:p>
@@ -5079,7 +5307,7 @@
                         <pic:nvPr/>
                       </pic:nvPicPr>
                       <pic:blipFill rotWithShape="1">
-                        <a:blip r:embed="rId23"/>
+                        <a:blip r:embed="rId24"/>
                         <a:stretch/>
                       </pic:blipFill>
                       <pic:spPr bwMode="auto">
@@ -5119,7 +5347,7 @@
                 <o:lock v:ext="edit" aspectratio="t"/>
               </v:shapetype>
               <v:shape id="_x0000_i17" o:spid="_x0000_s17" type="#_x0000_t75" style="width:425.20pt;height:261.54pt;mso-wrap-distance-left:0.00pt;mso-wrap-distance-top:0.00pt;mso-wrap-distance-right:0.00pt;mso-wrap-distance-bottom:0.00pt;z-index:1;" stroked="false">
-                <v:imagedata r:id="rId23" o:title=""/>
+                <v:imagedata r:id="rId24" o:title=""/>
                 <o:lock v:ext="edit" rotation="t"/>
               </v:shape>
             </w:pict>
@@ -5128,166 +5356,16 @@
       </w:r>
       <w:r>
         <w:rPr>
+          <w:highlight w:val="none"/>
+        </w:rPr>
+      </w:r>
+      <w:r>
+        <w:rPr>
           <w:rFonts w:ascii="Arial Black" w:hAnsi="Arial Black" w:cs="Arial Black"/>
           <w:sz w:val="28"/>
           <w:szCs w:val="28"/>
           <w:highlight w:val="none"/>
           <w:lang w:val="es-ES"/>
-        </w:rPr>
-      </w:r>
-      <w:r>
-        <w:rPr>
-          <w:highlight w:val="none"/>
-        </w:rPr>
-      </w:r>
-    </w:p>
-    <w:p>
-      <w:pPr>
-        <w:pBdr/>
-        <w:spacing/>
-        <w:ind w:firstLine="0" w:left="0"/>
-        <w:rPr>
-          <w:highlight w:val="none"/>
-        </w:rPr>
-      </w:pPr>
-      <w:r>
-        <w:rPr>
-          <w:highlight w:val="none"/>
-        </w:rPr>
-      </w:r>
-      <w:r>
-        <w:rPr>
-          <w:highlight w:val="none"/>
-        </w:rPr>
-      </w:r>
-      <w:r>
-        <w:rPr>
-          <w:highlight w:val="none"/>
-        </w:rPr>
-      </w:r>
-    </w:p>
-    <w:p>
-      <w:pPr>
-        <w:pBdr/>
-        <w:spacing/>
-        <w:ind w:firstLine="0" w:left="0"/>
-        <w:rPr>
-          <w:highlight w:val="none"/>
-        </w:rPr>
-      </w:pPr>
-      <w:r>
-        <w:rPr>
-          <w:highlight w:val="none"/>
-        </w:rPr>
-      </w:r>
-      <w:r>
-        <w:rPr>
-          <w:highlight w:val="none"/>
-        </w:rPr>
-      </w:r>
-      <w:r>
-        <w:rPr>
-          <w:highlight w:val="none"/>
-        </w:rPr>
-      </w:r>
-    </w:p>
-    <w:p>
-      <w:pPr>
-        <w:pBdr/>
-        <w:spacing/>
-        <w:ind w:firstLine="0" w:left="0"/>
-        <w:rPr>
-          <w:highlight w:val="none"/>
-        </w:rPr>
-      </w:pPr>
-      <w:r>
-        <w:rPr>
-          <w:highlight w:val="none"/>
-        </w:rPr>
-      </w:r>
-      <w:r>
-        <w:rPr>
-          <w:highlight w:val="none"/>
-        </w:rPr>
-      </w:r>
-      <w:r>
-        <w:rPr>
-          <w:highlight w:val="none"/>
-        </w:rPr>
-      </w:r>
-    </w:p>
-    <w:p>
-      <w:pPr>
-        <w:pBdr/>
-        <w:spacing/>
-        <w:ind w:firstLine="0" w:left="0"/>
-        <w:rPr>
-          <w:highlight w:val="none"/>
-        </w:rPr>
-      </w:pPr>
-      <w:r>
-        <w:rPr>
-          <w:highlight w:val="none"/>
-        </w:rPr>
-      </w:r>
-      <w:r>
-        <w:rPr>
-          <w:highlight w:val="none"/>
-        </w:rPr>
-      </w:r>
-      <w:r>
-        <w:rPr>
-          <w:highlight w:val="none"/>
-        </w:rPr>
-      </w:r>
-    </w:p>
-    <w:p>
-      <w:pPr>
-        <w:pBdr/>
-        <w:spacing/>
-        <w:ind w:firstLine="0" w:left="0"/>
-        <w:rPr>
-          <w:highlight w:val="none"/>
-        </w:rPr>
-      </w:pPr>
-      <w:r>
-        <w:rPr>
-          <w:highlight w:val="none"/>
-        </w:rPr>
-      </w:r>
-      <w:r>
-        <w:rPr>
-          <w:highlight w:val="none"/>
-        </w:rPr>
-      </w:r>
-      <w:r>
-        <w:rPr>
-          <w:highlight w:val="none"/>
-        </w:rPr>
-      </w:r>
-    </w:p>
-    <w:p>
-      <w:pPr>
-        <w:pBdr/>
-        <w:spacing/>
-        <w:ind w:firstLine="0" w:left="0"/>
-        <w:rPr>
-          <w:highlight w:val="none"/>
-        </w:rPr>
-      </w:pPr>
-      <w:r>
-        <w:rPr>
-          <w:highlight w:val="none"/>
-        </w:rPr>
-      </w:r>
-      <w:r>
-        <w:rPr>
-          <w:highlight w:val="none"/>
-        </w:rPr>
-      </w:r>
-      <w:r>
-        <w:rPr>
-          <w:highlight w:val="none"/>
         </w:rPr>
       </w:r>
     </w:p>
@@ -5352,7 +5430,7 @@
                         <pic:nvPr/>
                       </pic:nvPicPr>
                       <pic:blipFill rotWithShape="1">
-                        <a:blip r:embed="rId24"/>
+                        <a:blip r:embed="rId25"/>
                         <a:stretch/>
                       </pic:blipFill>
                       <pic:spPr bwMode="auto">
@@ -5392,7 +5470,7 @@
                 <o:lock v:ext="edit" aspectratio="t"/>
               </v:shapetype>
               <v:shape id="_x0000_i18" o:spid="_x0000_s18" type="#_x0000_t75" style="width:373.31pt;height:649.96pt;mso-wrap-distance-left:0.00pt;mso-wrap-distance-top:0.00pt;mso-wrap-distance-right:0.00pt;mso-wrap-distance-bottom:0.00pt;z-index:1;" stroked="false">
-                <v:imagedata r:id="rId24" o:title=""/>
+                <v:imagedata r:id="rId25" o:title=""/>
                 <o:lock v:ext="edit" rotation="t"/>
               </v:shape>
             </w:pict>
@@ -5408,21 +5486,39 @@
           <w:lang w:val="es-ES"/>
         </w:rPr>
       </w:r>
+    </w:p>
+    <w:p>
+      <w:pPr>
+        <w:pBdr/>
+        <w:spacing/>
+        <w:ind w:firstLine="0" w:left="0"/>
+        <w:rPr>
+          <w:rFonts w:ascii="Arial Black" w:hAnsi="Arial Black" w:cs="Arial Black"/>
+          <w:sz w:val="28"/>
+          <w:szCs w:val="28"/>
+          <w:highlight w:val="none"/>
+          <w:lang w:val="es-ES"/>
+        </w:rPr>
+      </w:pPr>
       <w:r>
         <w:rPr>
+          <w:rFonts w:ascii="Arial Black" w:hAnsi="Arial Black" w:cs="Arial Black"/>
+          <w:sz w:val="28"/>
+          <w:szCs w:val="28"/>
           <w:highlight w:val="none"/>
+          <w:lang w:val="es-ES" w:bidi="es-ES"/>
         </w:rPr>
       </w:r>
-    </w:p>
-    <w:p>
-      <w:pPr>
-        <w:pBdr/>
-        <w:spacing/>
-        <w:ind w:firstLine="0" w:left="0"/>
+      <w:r>
         <w:rPr>
+          <w:rFonts w:ascii="Arial Black" w:hAnsi="Arial Black" w:cs="Arial Black"/>
+          <w:sz w:val="28"/>
+          <w:szCs w:val="28"/>
           <w:highlight w:val="none"/>
+          <w:lang w:val="es-ES" w:bidi="es-ES"/>
         </w:rPr>
-      </w:pPr>
+        <w:t xml:space="preserve">Mockups</w:t>
+      </w:r>
       <w:r>
         <w:rPr>
           <w:rFonts w:ascii="Arial Black" w:hAnsi="Arial Black" w:cs="Arial Black"/>
@@ -5430,6 +5526,362 @@
           <w:szCs w:val="28"/>
           <w:highlight w:val="none"/>
           <w:lang w:val="es-ES"/>
+        </w:rPr>
+        <mc:AlternateContent>
+          <mc:Choice Requires="wpg">
+            <w:drawing>
+              <wp:inline xmlns:wp="http://schemas.openxmlformats.org/drawingml/2006/wordprocessingDrawing" distT="0" distB="0" distL="0" distR="0">
+                <wp:extent cx="4869404" cy="8477980"/>
+                <wp:effectExtent l="0" t="0" r="0" b="0"/>
+                <wp:docPr id="20" name=""/>
+                <wp:cNvGraphicFramePr>
+                  <a:graphicFrameLocks xmlns:a="http://schemas.openxmlformats.org/drawingml/2006/main" noChangeAspect="1"/>
+                </wp:cNvGraphicFramePr>
+                <a:graphic xmlns:a="http://schemas.openxmlformats.org/drawingml/2006/main">
+                  <a:graphicData uri="http://schemas.openxmlformats.org/drawingml/2006/picture">
+                    <pic:pic xmlns:pic="http://schemas.openxmlformats.org/drawingml/2006/picture">
+                      <pic:nvPicPr>
+                        <pic:cNvPr id="1134156226" name=""/>
+                        <pic:cNvPicPr>
+                          <a:picLocks noChangeAspect="1"/>
+                        </pic:cNvPicPr>
+                        <pic:nvPr/>
+                      </pic:nvPicPr>
+                      <pic:blipFill rotWithShape="1">
+                        <a:blip r:embed="rId26"/>
+                        <a:stretch/>
+                      </pic:blipFill>
+                      <pic:spPr bwMode="auto">
+                        <a:xfrm flipH="0" flipV="0">
+                          <a:off x="0" y="0"/>
+                          <a:ext cx="4869403" cy="8477979"/>
+                        </a:xfrm>
+                        <a:prstGeom prst="rect">
+                          <a:avLst/>
+                        </a:prstGeom>
+                      </pic:spPr>
+                    </pic:pic>
+                  </a:graphicData>
+                </a:graphic>
+              </wp:inline>
+            </w:drawing>
+          </mc:Choice>
+          <mc:Fallback>
+            <w:pict>
+              <v:shapetype id="_x0000_t75" coordsize="21600,21600" o:spt="75" o:preferrelative="t" path="m@4@5l@4@11@9@11@9@5xe" filled="f" stroked="f">
+                <v:stroke joinstyle="miter"/>
+                <v:formulas>
+                  <v:f eqn="if lineDrawn pixelLineWidth 0"/>
+                  <v:f eqn="sum @0 1 0"/>
+                  <v:f eqn="sum 0 0 @1"/>
+                  <v:f eqn="prod @2 1 2"/>
+                  <v:f eqn="prod @3 21600 pixelWidth"/>
+                  <v:f eqn="prod @3 21600 pixelHeight"/>
+                  <v:f eqn="sum @0 0 1"/>
+                  <v:f eqn="prod @6 1 2"/>
+                  <v:f eqn="prod @7 21600 pixelWidth"/>
+                  <v:f eqn="sum @8 21600 0"/>
+                  <v:f eqn="prod @7 21600 pixelHeight"/>
+                  <v:f eqn="sum @10 21600 0"/>
+                </v:formulas>
+                <v:path o:extrusionok="f" gradientshapeok="t" o:connecttype="rect"/>
+                <o:lock v:ext="edit" aspectratio="t"/>
+              </v:shapetype>
+              <v:shape id="_x0000_i19" o:spid="_x0000_s19" type="#_x0000_t75" style="width:383.42pt;height:667.56pt;mso-wrap-distance-left:0.00pt;mso-wrap-distance-top:0.00pt;mso-wrap-distance-right:0.00pt;mso-wrap-distance-bottom:0.00pt;z-index:1;" stroked="false">
+                <v:imagedata r:id="rId26" o:title=""/>
+                <o:lock v:ext="edit" rotation="t"/>
+              </v:shape>
+            </w:pict>
+          </mc:Fallback>
+        </mc:AlternateContent>
+      </w:r>
+      <w:r>
+        <w:rPr>
+          <w:rFonts w:ascii="Arial Black" w:hAnsi="Arial Black" w:cs="Arial Black"/>
+          <w:sz w:val="28"/>
+          <w:szCs w:val="28"/>
+          <w:highlight w:val="none"/>
+          <w:lang w:val="es-ES"/>
+        </w:rPr>
+      </w:r>
+    </w:p>
+    <w:p>
+      <w:pPr>
+        <w:pBdr/>
+        <w:spacing/>
+        <w:ind w:firstLine="0" w:left="0"/>
+        <w:rPr>
+          <w:rFonts w:ascii="Arial Black" w:hAnsi="Arial Black" w:cs="Arial Black"/>
+          <w:sz w:val="28"/>
+          <w:szCs w:val="28"/>
+          <w:highlight w:val="none"/>
+          <w:lang w:val="es-ES" w:bidi="es-ES"/>
+        </w:rPr>
+      </w:pPr>
+      <w:r>
+        <w:rPr>
+          <w:rFonts w:ascii="Arial Black" w:hAnsi="Arial Black" w:cs="Arial Black"/>
+          <w:sz w:val="28"/>
+          <w:szCs w:val="28"/>
+          <w:highlight w:val="none"/>
+          <w:lang w:val="es-ES" w:bidi="es-ES"/>
+        </w:rPr>
+      </w:r>
+      <w:r>
+        <w:rPr>
+          <w:rFonts w:ascii="Arial Black" w:hAnsi="Arial Black" w:cs="Arial Black"/>
+          <w:sz w:val="28"/>
+          <w:szCs w:val="28"/>
+          <w:highlight w:val="none"/>
+          <w:lang w:val="es-ES" w:bidi="es-ES"/>
+        </w:rPr>
+        <w:t xml:space="preserve">Prototipo</w:t>
+        <w:br/>
+      </w:r>
+      <w:r>
+        <mc:AlternateContent>
+          <mc:Choice Requires="wpg">
+            <w:drawing>
+              <wp:anchor xmlns:wp="http://schemas.openxmlformats.org/drawingml/2006/wordprocessingDrawing" xmlns:wp14="http://schemas.microsoft.com/office/word/2010/wordprocessingDrawing" distT="0" distB="0" distL="115200" distR="115200" simplePos="0" relativeHeight="251694080" behindDoc="0" locked="0" layoutInCell="1" allowOverlap="1">
+                <wp:simplePos x="0" y="0"/>
+                <wp:positionH relativeFrom="column">
+                  <wp:posOffset>0</wp:posOffset>
+                </wp:positionH>
+                <wp:positionV relativeFrom="paragraph">
+                  <wp:posOffset>2387055</wp:posOffset>
+                </wp:positionV>
+                <wp:extent cx="1854540" cy="1608249"/>
+                <wp:effectExtent l="0" t="0" r="0" b="0"/>
+                <wp:wrapSquare wrapText="bothSides"/>
+                <wp:docPr id="21" name=""/>
+                <wp:cNvGraphicFramePr>
+                  <a:graphicFrameLocks xmlns:a="http://schemas.openxmlformats.org/drawingml/2006/main" noChangeAspect="1"/>
+                </wp:cNvGraphicFramePr>
+                <a:graphic xmlns:a="http://schemas.openxmlformats.org/drawingml/2006/main">
+                  <a:graphicData uri="http://schemas.openxmlformats.org/drawingml/2006/picture">
+                    <pic:pic xmlns:pic="http://schemas.openxmlformats.org/drawingml/2006/picture">
+                      <pic:nvPicPr>
+                        <pic:cNvPr id="1609800204" name=""/>
+                        <pic:cNvPicPr>
+                          <a:picLocks noChangeAspect="1"/>
+                        </pic:cNvPicPr>
+                        <pic:nvPr/>
+                      </pic:nvPicPr>
+                      <pic:blipFill rotWithShape="1">
+                        <a:blip r:embed="rId27"/>
+                        <a:srcRect l="32395" t="12893" r="32248" b="19075"/>
+                        <a:stretch/>
+                      </pic:blipFill>
+                      <pic:spPr bwMode="auto">
+                        <a:xfrm flipH="0" flipV="0">
+                          <a:off x="0" y="0"/>
+                          <a:ext cx="1854540" cy="1608249"/>
+                        </a:xfrm>
+                        <a:prstGeom prst="rect">
+                          <a:avLst/>
+                        </a:prstGeom>
+                      </pic:spPr>
+                    </pic:pic>
+                  </a:graphicData>
+                </a:graphic>
+              </wp:anchor>
+            </w:drawing>
+          </mc:Choice>
+          <mc:Fallback>
+            <w:pict>
+              <v:shapetype id="_x0000_t75" coordsize="21600,21600" o:spt="75" o:preferrelative="t" path="m@4@5l@4@11@9@11@9@5xe" filled="f" stroked="f">
+                <v:stroke joinstyle="miter"/>
+                <v:formulas>
+                  <v:f eqn="if lineDrawn pixelLineWidth 0"/>
+                  <v:f eqn="sum @0 1 0"/>
+                  <v:f eqn="sum 0 0 @1"/>
+                  <v:f eqn="prod @2 1 2"/>
+                  <v:f eqn="prod @3 21600 pixelWidth"/>
+                  <v:f eqn="prod @3 21600 pixelHeight"/>
+                  <v:f eqn="sum @0 0 1"/>
+                  <v:f eqn="prod @6 1 2"/>
+                  <v:f eqn="prod @7 21600 pixelWidth"/>
+                  <v:f eqn="sum @8 21600 0"/>
+                  <v:f eqn="prod @7 21600 pixelHeight"/>
+                  <v:f eqn="sum @10 21600 0"/>
+                </v:formulas>
+                <v:path o:extrusionok="f" gradientshapeok="t" o:connecttype="rect"/>
+                <o:lock v:ext="edit" aspectratio="t"/>
+              </v:shapetype>
+              <v:shape id="_x0000_i20" o:spid="_x0000_s20" type="#_x0000_t75" style="position:absolute;z-index:251694080;o:allowoverlap:true;o:allowincell:true;mso-position-horizontal-relative:text;margin-left:0.00pt;mso-position-horizontal:absolute;mso-position-vertical-relative:text;margin-top:187.96pt;mso-position-vertical:absolute;width:146.03pt;height:126.63pt;mso-wrap-distance-left:9.07pt;mso-wrap-distance-top:0.00pt;mso-wrap-distance-right:9.07pt;mso-wrap-distance-bottom:0.00pt;z-index:1;" stroked="false">
+                <w10:wrap type="square"/>
+                <v:imagedata r:id="rId27" o:title="" croptop="8450f" cropleft="21230f" cropbottom="12501f" cropright="21134f"/>
+                <o:lock v:ext="edit" rotation="t"/>
+              </v:shape>
+            </w:pict>
+          </mc:Fallback>
+        </mc:AlternateContent>
+      </w:r>
+      <w:r>
+        <w:rPr>
+          <w:rFonts w:ascii="Arial Black" w:hAnsi="Arial Black" w:cs="Arial Black"/>
+          <w:sz w:val="28"/>
+          <w:szCs w:val="28"/>
+          <w:highlight w:val="none"/>
+          <w:lang w:val="es-ES" w:bidi="es-ES"/>
+        </w:rPr>
+      </w:r>
+      <w:r>
+        <mc:AlternateContent>
+          <mc:Choice Requires="wpg">
+            <w:drawing>
+              <wp:inline xmlns:wp="http://schemas.openxmlformats.org/drawingml/2006/wordprocessingDrawing" distT="0" distB="0" distL="0" distR="0">
+                <wp:extent cx="4554560" cy="2087229"/>
+                <wp:effectExtent l="0" t="0" r="0" b="0"/>
+                <wp:docPr id="22" name=""/>
+                <wp:cNvGraphicFramePr>
+                  <a:graphicFrameLocks xmlns:a="http://schemas.openxmlformats.org/drawingml/2006/main" noChangeAspect="1"/>
+                </wp:cNvGraphicFramePr>
+                <a:graphic xmlns:a="http://schemas.openxmlformats.org/drawingml/2006/main">
+                  <a:graphicData uri="http://schemas.openxmlformats.org/drawingml/2006/picture">
+                    <pic:pic xmlns:pic="http://schemas.openxmlformats.org/drawingml/2006/picture">
+                      <pic:nvPicPr>
+                        <pic:cNvPr id="1520698096" name=""/>
+                        <pic:cNvPicPr>
+                          <a:picLocks noChangeAspect="1"/>
+                        </pic:cNvPicPr>
+                        <pic:nvPr/>
+                      </pic:nvPicPr>
+                      <pic:blipFill rotWithShape="1">
+                        <a:blip r:embed="rId28"/>
+                        <a:stretch/>
+                      </pic:blipFill>
+                      <pic:spPr bwMode="auto">
+                        <a:xfrm flipH="0" flipV="0">
+                          <a:off x="0" y="0"/>
+                          <a:ext cx="4554559" cy="2087228"/>
+                        </a:xfrm>
+                        <a:prstGeom prst="rect">
+                          <a:avLst/>
+                        </a:prstGeom>
+                      </pic:spPr>
+                    </pic:pic>
+                  </a:graphicData>
+                </a:graphic>
+              </wp:inline>
+            </w:drawing>
+          </mc:Choice>
+          <mc:Fallback>
+            <w:pict>
+              <v:shapetype id="_x0000_t75" coordsize="21600,21600" o:spt="75" o:preferrelative="t" path="m@4@5l@4@11@9@11@9@5xe" filled="f" stroked="f">
+                <v:stroke joinstyle="miter"/>
+                <v:formulas>
+                  <v:f eqn="if lineDrawn pixelLineWidth 0"/>
+                  <v:f eqn="sum @0 1 0"/>
+                  <v:f eqn="sum 0 0 @1"/>
+                  <v:f eqn="prod @2 1 2"/>
+                  <v:f eqn="prod @3 21600 pixelWidth"/>
+                  <v:f eqn="prod @3 21600 pixelHeight"/>
+                  <v:f eqn="sum @0 0 1"/>
+                  <v:f eqn="prod @6 1 2"/>
+                  <v:f eqn="prod @7 21600 pixelWidth"/>
+                  <v:f eqn="sum @8 21600 0"/>
+                  <v:f eqn="prod @7 21600 pixelHeight"/>
+                  <v:f eqn="sum @10 21600 0"/>
+                </v:formulas>
+                <v:path o:extrusionok="f" gradientshapeok="t" o:connecttype="rect"/>
+                <o:lock v:ext="edit" aspectratio="t"/>
+              </v:shapetype>
+              <v:shape id="_x0000_i21" o:spid="_x0000_s21" type="#_x0000_t75" style="width:358.63pt;height:164.35pt;mso-wrap-distance-left:0.00pt;mso-wrap-distance-top:0.00pt;mso-wrap-distance-right:0.00pt;mso-wrap-distance-bottom:0.00pt;z-index:1;" stroked="false">
+                <v:imagedata r:id="rId28" o:title=""/>
+                <o:lock v:ext="edit" rotation="t"/>
+              </v:shape>
+            </w:pict>
+          </mc:Fallback>
+        </mc:AlternateContent>
+      </w:r>
+      <w:r>
+        <mc:AlternateContent>
+          <mc:Choice Requires="wpg">
+            <w:drawing>
+              <wp:anchor xmlns:wp="http://schemas.openxmlformats.org/drawingml/2006/wordprocessingDrawing" xmlns:wp14="http://schemas.microsoft.com/office/word/2010/wordprocessingDrawing" distT="0" distB="0" distL="115200" distR="115200" simplePos="0" relativeHeight="251696128" behindDoc="0" locked="0" layoutInCell="1" allowOverlap="1">
+                <wp:simplePos x="0" y="0"/>
+                <wp:positionH relativeFrom="column">
+                  <wp:posOffset>2776220</wp:posOffset>
+                </wp:positionH>
+                <wp:positionV relativeFrom="paragraph">
+                  <wp:posOffset>2387055</wp:posOffset>
+                </wp:positionV>
+                <wp:extent cx="1854540" cy="1921850"/>
+                <wp:effectExtent l="0" t="0" r="0" b="0"/>
+                <wp:wrapSquare wrapText="bothSides"/>
+                <wp:docPr id="23" name=""/>
+                <wp:cNvGraphicFramePr>
+                  <a:graphicFrameLocks xmlns:a="http://schemas.openxmlformats.org/drawingml/2006/main" noChangeAspect="1"/>
+                </wp:cNvGraphicFramePr>
+                <a:graphic xmlns:a="http://schemas.openxmlformats.org/drawingml/2006/main">
+                  <a:graphicData uri="http://schemas.openxmlformats.org/drawingml/2006/picture">
+                    <pic:pic xmlns:pic="http://schemas.openxmlformats.org/drawingml/2006/picture">
+                      <pic:nvPicPr>
+                        <pic:cNvPr id="2142201662" name=""/>
+                        <pic:cNvPicPr>
+                          <a:picLocks noChangeAspect="1"/>
+                        </pic:cNvPicPr>
+                        <pic:nvPr/>
+                      </pic:nvPicPr>
+                      <pic:blipFill rotWithShape="1">
+                        <a:blip r:embed="rId29"/>
+                        <a:srcRect l="32755" t="12397" r="32901" b="6306"/>
+                        <a:stretch/>
+                      </pic:blipFill>
+                      <pic:spPr bwMode="auto">
+                        <a:xfrm flipH="0" flipV="0">
+                          <a:off x="0" y="0"/>
+                          <a:ext cx="1854540" cy="1921849"/>
+                        </a:xfrm>
+                        <a:prstGeom prst="rect">
+                          <a:avLst/>
+                        </a:prstGeom>
+                      </pic:spPr>
+                    </pic:pic>
+                  </a:graphicData>
+                </a:graphic>
+              </wp:anchor>
+            </w:drawing>
+          </mc:Choice>
+          <mc:Fallback>
+            <w:pict>
+              <v:shapetype id="_x0000_t75" coordsize="21600,21600" o:spt="75" o:preferrelative="t" path="m@4@5l@4@11@9@11@9@5xe" filled="f" stroked="f">
+                <v:stroke joinstyle="miter"/>
+                <v:formulas>
+                  <v:f eqn="if lineDrawn pixelLineWidth 0"/>
+                  <v:f eqn="sum @0 1 0"/>
+                  <v:f eqn="sum 0 0 @1"/>
+                  <v:f eqn="prod @2 1 2"/>
+                  <v:f eqn="prod @3 21600 pixelWidth"/>
+                  <v:f eqn="prod @3 21600 pixelHeight"/>
+                  <v:f eqn="sum @0 0 1"/>
+                  <v:f eqn="prod @6 1 2"/>
+                  <v:f eqn="prod @7 21600 pixelWidth"/>
+                  <v:f eqn="sum @8 21600 0"/>
+                  <v:f eqn="prod @7 21600 pixelHeight"/>
+                  <v:f eqn="sum @10 21600 0"/>
+                </v:formulas>
+                <v:path o:extrusionok="f" gradientshapeok="t" o:connecttype="rect"/>
+                <o:lock v:ext="edit" aspectratio="t"/>
+              </v:shapetype>
+              <v:shape id="_x0000_i22" o:spid="_x0000_s22" type="#_x0000_t75" style="position:absolute;z-index:251696128;o:allowoverlap:true;o:allowincell:true;mso-position-horizontal-relative:text;margin-left:218.60pt;mso-position-horizontal:absolute;mso-position-vertical-relative:text;margin-top:187.96pt;mso-position-vertical:absolute;width:146.03pt;height:151.33pt;mso-wrap-distance-left:9.07pt;mso-wrap-distance-top:0.00pt;mso-wrap-distance-right:9.07pt;mso-wrap-distance-bottom:0.00pt;z-index:1;" stroked="false">
+                <w10:wrap type="square"/>
+                <v:imagedata r:id="rId29" o:title="" croptop="8124f" cropleft="21466f" cropbottom="4133f" cropright="21562f"/>
+                <o:lock v:ext="edit" rotation="t"/>
+              </v:shape>
+            </w:pict>
+          </mc:Fallback>
+        </mc:AlternateContent>
+      </w:r>
+      <w:r/>
+      <w:r>
+        <w:rPr>
+          <w:rFonts w:ascii="Arial Black" w:hAnsi="Arial Black" w:cs="Arial Black"/>
+          <w:sz w:val="28"/>
+          <w:szCs w:val="28"/>
+          <w:highlight w:val="none"/>
+          <w:lang w:val="es-ES" w:bidi="es-ES"/>
         </w:rPr>
       </w:r>
       <w:r>
@@ -5442,8 +5894,645 @@
         </w:rPr>
       </w:r>
     </w:p>
+    <w:p>
+      <w:pPr>
+        <w:pBdr/>
+        <w:spacing/>
+        <w:ind w:firstLine="0" w:left="0"/>
+        <w:rPr>
+          <w:rFonts w:ascii="Arial Black" w:hAnsi="Arial Black" w:cs="Arial Black"/>
+          <w:sz w:val="28"/>
+          <w:szCs w:val="28"/>
+          <w:highlight w:val="none"/>
+          <w:lang w:val="es-ES" w:bidi="es-ES"/>
+        </w:rPr>
+      </w:pPr>
+      <w:r>
+        <w:rPr>
+          <w:highlight w:val="none"/>
+        </w:rPr>
+      </w:r>
+      <w:r/>
+      <w:r>
+        <w:rPr>
+          <w:highlight w:val="none"/>
+        </w:rPr>
+      </w:r>
+      <w:r>
+        <w:rPr>
+          <w:highlight w:val="none"/>
+        </w:rPr>
+      </w:r>
+      <w:r>
+        <w:rPr>
+          <w:highlight w:val="none"/>
+        </w:rPr>
+      </w:r>
+    </w:p>
+    <w:p>
+      <w:pPr>
+        <w:pBdr/>
+        <w:spacing/>
+        <w:ind w:firstLine="0" w:left="0"/>
+        <w:rPr>
+          <w:rFonts w:ascii="Arial Black" w:hAnsi="Arial Black" w:cs="Arial Black"/>
+          <w:sz w:val="28"/>
+          <w:szCs w:val="28"/>
+          <w:highlight w:val="none"/>
+          <w:lang w:val="es-ES" w:bidi="es-ES"/>
+        </w:rPr>
+      </w:pPr>
+      <w:r>
+        <w:rPr>
+          <w:rFonts w:ascii="Arial Black" w:hAnsi="Arial Black" w:cs="Arial Black"/>
+          <w:sz w:val="28"/>
+          <w:szCs w:val="28"/>
+          <w:highlight w:val="none"/>
+          <w:lang w:val="es-ES" w:bidi="es-ES"/>
+        </w:rPr>
+      </w:r>
+      <w:r/>
+      <w:r>
+        <w:rPr>
+          <w:rFonts w:ascii="Arial Black" w:hAnsi="Arial Black" w:cs="Arial Black"/>
+          <w:sz w:val="28"/>
+          <w:szCs w:val="28"/>
+          <w:highlight w:val="none"/>
+          <w:lang w:val="es-ES" w:bidi="es-ES"/>
+        </w:rPr>
+      </w:r>
+      <w:r/>
+      <w:r/>
+      <w:r/>
+      <w:r/>
+      <w:r/>
+      <w:r>
+        <w:rPr>
+          <w:rFonts w:ascii="Arial Black" w:hAnsi="Arial Black" w:cs="Arial Black"/>
+          <w:sz w:val="28"/>
+          <w:szCs w:val="28"/>
+          <w:highlight w:val="none"/>
+          <w:lang w:val="es-ES" w:bidi="es-ES"/>
+        </w:rPr>
+      </w:r>
+      <w:r>
+        <w:rPr>
+          <w:rFonts w:ascii="Arial Black" w:hAnsi="Arial Black" w:cs="Arial Black"/>
+          <w:sz w:val="28"/>
+          <w:szCs w:val="28"/>
+          <w:highlight w:val="none"/>
+          <w:lang w:val="es-ES" w:bidi="es-ES"/>
+        </w:rPr>
+      </w:r>
+      <w:r>
+        <w:rPr>
+          <w:highlight w:val="none"/>
+        </w:rPr>
+      </w:r>
+    </w:p>
+    <w:p>
+      <w:pPr>
+        <w:pBdr/>
+        <w:spacing/>
+        <w:ind w:firstLine="0" w:left="0"/>
+        <w:rPr>
+          <w:highlight w:val="none"/>
+        </w:rPr>
+      </w:pPr>
+      <w:r>
+        <w:rPr>
+          <w:highlight w:val="none"/>
+        </w:rPr>
+      </w:r>
+      <w:r>
+        <w:rPr>
+          <w:highlight w:val="none"/>
+        </w:rPr>
+      </w:r>
+      <w:r>
+        <w:rPr>
+          <w:highlight w:val="none"/>
+        </w:rPr>
+      </w:r>
+    </w:p>
+    <w:p>
+      <w:pPr>
+        <w:pBdr/>
+        <w:spacing/>
+        <w:ind w:firstLine="0" w:left="0"/>
+        <w:rPr>
+          <w:highlight w:val="none"/>
+        </w:rPr>
+      </w:pPr>
+      <w:r>
+        <w:rPr>
+          <w:highlight w:val="none"/>
+        </w:rPr>
+      </w:r>
+      <w:r>
+        <w:rPr>
+          <w:highlight w:val="none"/>
+        </w:rPr>
+      </w:r>
+      <w:r>
+        <w:rPr>
+          <w:highlight w:val="none"/>
+        </w:rPr>
+      </w:r>
+    </w:p>
+    <w:p>
+      <w:pPr>
+        <w:pBdr/>
+        <w:spacing/>
+        <w:ind w:firstLine="0" w:left="0"/>
+        <w:rPr>
+          <w:highlight w:val="none"/>
+        </w:rPr>
+      </w:pPr>
+      <w:r>
+        <w:rPr>
+          <w:rFonts w:ascii="Arial Black" w:hAnsi="Arial Black" w:cs="Arial Black"/>
+          <w:sz w:val="28"/>
+          <w:szCs w:val="28"/>
+          <w:highlight w:val="none"/>
+          <w:lang w:val="es-ES" w:bidi="es-ES"/>
+        </w:rPr>
+      </w:r>
+      <w:r/>
+      <w:r>
+        <w:rPr>
+          <w:rFonts w:ascii="Arial Black" w:hAnsi="Arial Black" w:cs="Arial Black"/>
+          <w:sz w:val="28"/>
+          <w:szCs w:val="28"/>
+          <w:highlight w:val="none"/>
+          <w:lang w:val="es-ES" w:bidi="es-ES"/>
+        </w:rPr>
+      </w:r>
+      <w:r>
+        <mc:AlternateContent>
+          <mc:Choice Requires="wpg">
+            <w:drawing>
+              <wp:anchor xmlns:wp="http://schemas.openxmlformats.org/drawingml/2006/wordprocessingDrawing" xmlns:wp14="http://schemas.microsoft.com/office/word/2010/wordprocessingDrawing" distT="0" distB="0" distL="115200" distR="115200" simplePos="0" relativeHeight="251704320" behindDoc="0" locked="0" layoutInCell="1" allowOverlap="1">
+                <wp:simplePos x="0" y="0"/>
+                <wp:positionH relativeFrom="column">
+                  <wp:posOffset>0</wp:posOffset>
+                </wp:positionH>
+                <wp:positionV relativeFrom="paragraph">
+                  <wp:posOffset>2551602</wp:posOffset>
+                </wp:positionV>
+                <wp:extent cx="4473915" cy="2037171"/>
+                <wp:effectExtent l="0" t="0" r="0" b="0"/>
+                <wp:wrapSquare wrapText="bothSides"/>
+                <wp:docPr id="24" name=""/>
+                <wp:cNvGraphicFramePr>
+                  <a:graphicFrameLocks xmlns:a="http://schemas.openxmlformats.org/drawingml/2006/main" noChangeAspect="1"/>
+                </wp:cNvGraphicFramePr>
+                <a:graphic xmlns:a="http://schemas.openxmlformats.org/drawingml/2006/main">
+                  <a:graphicData uri="http://schemas.openxmlformats.org/drawingml/2006/picture">
+                    <pic:pic xmlns:pic="http://schemas.openxmlformats.org/drawingml/2006/picture">
+                      <pic:nvPicPr>
+                        <pic:cNvPr id="394762511" name=""/>
+                        <pic:cNvPicPr>
+                          <a:picLocks noChangeAspect="1"/>
+                        </pic:cNvPicPr>
+                        <pic:nvPr/>
+                      </pic:nvPicPr>
+                      <pic:blipFill rotWithShape="1">
+                        <a:blip r:embed="rId30"/>
+                        <a:stretch/>
+                      </pic:blipFill>
+                      <pic:spPr bwMode="auto">
+                        <a:xfrm flipH="0" flipV="0">
+                          <a:off x="0" y="0"/>
+                          <a:ext cx="4473914" cy="2037170"/>
+                        </a:xfrm>
+                        <a:prstGeom prst="rect">
+                          <a:avLst/>
+                        </a:prstGeom>
+                      </pic:spPr>
+                    </pic:pic>
+                  </a:graphicData>
+                </a:graphic>
+              </wp:anchor>
+            </w:drawing>
+          </mc:Choice>
+          <mc:Fallback>
+            <w:pict>
+              <v:shapetype id="_x0000_t75" coordsize="21600,21600" o:spt="75" o:preferrelative="t" path="m@4@5l@4@11@9@11@9@5xe" filled="f" stroked="f">
+                <v:stroke joinstyle="miter"/>
+                <v:formulas>
+                  <v:f eqn="if lineDrawn pixelLineWidth 0"/>
+                  <v:f eqn="sum @0 1 0"/>
+                  <v:f eqn="sum 0 0 @1"/>
+                  <v:f eqn="prod @2 1 2"/>
+                  <v:f eqn="prod @3 21600 pixelWidth"/>
+                  <v:f eqn="prod @3 21600 pixelHeight"/>
+                  <v:f eqn="sum @0 0 1"/>
+                  <v:f eqn="prod @6 1 2"/>
+                  <v:f eqn="prod @7 21600 pixelWidth"/>
+                  <v:f eqn="sum @8 21600 0"/>
+                  <v:f eqn="prod @7 21600 pixelHeight"/>
+                  <v:f eqn="sum @10 21600 0"/>
+                </v:formulas>
+                <v:path o:extrusionok="f" gradientshapeok="t" o:connecttype="rect"/>
+                <o:lock v:ext="edit" aspectratio="t"/>
+              </v:shapetype>
+              <v:shape id="_x0000_i23" o:spid="_x0000_s23" type="#_x0000_t75" style="position:absolute;z-index:251704320;o:allowoverlap:true;o:allowincell:true;mso-position-horizontal-relative:text;margin-left:0.00pt;mso-position-horizontal:absolute;mso-position-vertical-relative:text;margin-top:200.91pt;mso-position-vertical:absolute;width:352.28pt;height:160.41pt;mso-wrap-distance-left:9.07pt;mso-wrap-distance-top:0.00pt;mso-wrap-distance-right:9.07pt;mso-wrap-distance-bottom:0.00pt;z-index:1;" stroked="false">
+                <w10:wrap type="square"/>
+                <v:imagedata r:id="rId30" o:title=""/>
+                <o:lock v:ext="edit" rotation="t"/>
+              </v:shape>
+            </w:pict>
+          </mc:Fallback>
+        </mc:AlternateContent>
+      </w:r>
+      <w:r/>
+      <w:r/>
+      <w:r>
+        <w:rPr>
+          <w:rFonts w:ascii="Arial Black" w:hAnsi="Arial Black" w:cs="Arial Black"/>
+          <w:sz w:val="28"/>
+          <w:szCs w:val="28"/>
+          <w:highlight w:val="none"/>
+          <w:lang w:val="es-ES" w:bidi="es-ES"/>
+        </w:rPr>
+      </w:r>
+      <w:r/>
+      <w:r>
+        <w:rPr>
+          <w:rFonts w:ascii="Arial Black" w:hAnsi="Arial Black" w:cs="Arial Black"/>
+          <w:sz w:val="28"/>
+          <w:szCs w:val="28"/>
+          <w:highlight w:val="none"/>
+          <w:lang w:val="es-ES" w:bidi="es-ES"/>
+        </w:rPr>
+      </w:r>
+      <w:r>
+        <w:rPr>
+          <w:rFonts w:ascii="Arial Black" w:hAnsi="Arial Black" w:cs="Arial Black"/>
+          <w:sz w:val="28"/>
+          <w:szCs w:val="28"/>
+          <w:highlight w:val="none"/>
+          <w:lang w:val="es-ES" w:bidi="es-ES"/>
+        </w:rPr>
+      </w:r>
+      <w:r>
+        <w:rPr>
+          <w:rFonts w:ascii="Arial Black" w:hAnsi="Arial Black" w:cs="Arial Black"/>
+          <w:sz w:val="28"/>
+          <w:szCs w:val="28"/>
+          <w:highlight w:val="none"/>
+          <w:lang w:val="es-ES" w:bidi="es-ES"/>
+        </w:rPr>
+      </w:r>
+    </w:p>
+    <w:p>
+      <w:pPr>
+        <w:pBdr/>
+        <w:spacing/>
+        <w:ind w:firstLine="0" w:left="0"/>
+        <w:rPr>
+          <w:rFonts w:ascii="Arial Black" w:hAnsi="Arial Black" w:cs="Arial Black"/>
+          <w:sz w:val="28"/>
+          <w:szCs w:val="28"/>
+          <w:highlight w:val="none"/>
+          <w:lang w:val="es-ES"/>
+        </w:rPr>
+      </w:pPr>
+      <w:r>
+        <w:rPr>
+          <w:highlight w:val="none"/>
+        </w:rPr>
+      </w:r>
+      <w:r>
+        <mc:AlternateContent>
+          <mc:Choice Requires="wpg">
+            <w:drawing>
+              <wp:anchor xmlns:wp="http://schemas.openxmlformats.org/drawingml/2006/wordprocessingDrawing" xmlns:wp14="http://schemas.microsoft.com/office/word/2010/wordprocessingDrawing" distT="0" distB="0" distL="115200" distR="115200" simplePos="0" relativeHeight="251699200" behindDoc="0" locked="0" layoutInCell="1" allowOverlap="1">
+                <wp:simplePos x="0" y="0"/>
+                <wp:positionH relativeFrom="column">
+                  <wp:posOffset>-179410</wp:posOffset>
+                </wp:positionH>
+                <wp:positionV relativeFrom="paragraph">
+                  <wp:posOffset>161886</wp:posOffset>
+                </wp:positionV>
+                <wp:extent cx="4554560" cy="2108218"/>
+                <wp:effectExtent l="0" t="0" r="0" b="0"/>
+                <wp:wrapSquare wrapText="bothSides"/>
+                <wp:docPr id="25" name=""/>
+                <wp:cNvGraphicFramePr>
+                  <a:graphicFrameLocks xmlns:a="http://schemas.openxmlformats.org/drawingml/2006/main" noChangeAspect="1"/>
+                </wp:cNvGraphicFramePr>
+                <a:graphic xmlns:a="http://schemas.openxmlformats.org/drawingml/2006/main">
+                  <a:graphicData uri="http://schemas.openxmlformats.org/drawingml/2006/picture">
+                    <pic:pic xmlns:pic="http://schemas.openxmlformats.org/drawingml/2006/picture">
+                      <pic:nvPicPr>
+                        <pic:cNvPr id="723478397" name=""/>
+                        <pic:cNvPicPr>
+                          <a:picLocks noChangeAspect="1"/>
+                        </pic:cNvPicPr>
+                        <pic:nvPr/>
+                      </pic:nvPicPr>
+                      <pic:blipFill rotWithShape="1">
+                        <a:blip r:embed="rId31"/>
+                        <a:srcRect l="0" t="0" r="1628" b="0"/>
+                        <a:stretch/>
+                      </pic:blipFill>
+                      <pic:spPr bwMode="auto">
+                        <a:xfrm flipH="0" flipV="0">
+                          <a:off x="0" y="0"/>
+                          <a:ext cx="4554559" cy="2108218"/>
+                        </a:xfrm>
+                        <a:prstGeom prst="rect">
+                          <a:avLst/>
+                        </a:prstGeom>
+                      </pic:spPr>
+                    </pic:pic>
+                  </a:graphicData>
+                </a:graphic>
+              </wp:anchor>
+            </w:drawing>
+          </mc:Choice>
+          <mc:Fallback>
+            <w:pict>
+              <v:shapetype id="_x0000_t75" coordsize="21600,21600" o:spt="75" o:preferrelative="t" path="m@4@5l@4@11@9@11@9@5xe" filled="f" stroked="f">
+                <v:stroke joinstyle="miter"/>
+                <v:formulas>
+                  <v:f eqn="if lineDrawn pixelLineWidth 0"/>
+                  <v:f eqn="sum @0 1 0"/>
+                  <v:f eqn="sum 0 0 @1"/>
+                  <v:f eqn="prod @2 1 2"/>
+                  <v:f eqn="prod @3 21600 pixelWidth"/>
+                  <v:f eqn="prod @3 21600 pixelHeight"/>
+                  <v:f eqn="sum @0 0 1"/>
+                  <v:f eqn="prod @6 1 2"/>
+                  <v:f eqn="prod @7 21600 pixelWidth"/>
+                  <v:f eqn="sum @8 21600 0"/>
+                  <v:f eqn="prod @7 21600 pixelHeight"/>
+                  <v:f eqn="sum @10 21600 0"/>
+                </v:formulas>
+                <v:path o:extrusionok="f" gradientshapeok="t" o:connecttype="rect"/>
+                <o:lock v:ext="edit" aspectratio="t"/>
+              </v:shapetype>
+              <v:shape id="_x0000_i24" o:spid="_x0000_s24" type="#_x0000_t75" style="position:absolute;z-index:251699200;o:allowoverlap:true;o:allowincell:true;mso-position-horizontal-relative:text;margin-left:-14.13pt;mso-position-horizontal:absolute;mso-position-vertical-relative:text;margin-top:12.75pt;mso-position-vertical:absolute;width:358.63pt;height:166.00pt;mso-wrap-distance-left:9.07pt;mso-wrap-distance-top:0.00pt;mso-wrap-distance-right:9.07pt;mso-wrap-distance-bottom:0.00pt;z-index:1;" stroked="false">
+                <w10:wrap type="square"/>
+                <v:imagedata r:id="rId31" o:title="" croptop="0f" cropleft="0f" cropbottom="0f" cropright="1067f"/>
+                <o:lock v:ext="edit" rotation="t"/>
+              </v:shape>
+            </w:pict>
+          </mc:Fallback>
+        </mc:AlternateContent>
+      </w:r>
+      <w:r>
+        <w:rPr>
+          <w:highlight w:val="none"/>
+        </w:rPr>
+      </w:r>
+      <w:r/>
+      <w:r>
+        <w:rPr>
+          <w:highlight w:val="none"/>
+        </w:rPr>
+      </w:r>
+      <w:r>
+        <w:rPr>
+          <w:highlight w:val="none"/>
+        </w:rPr>
+      </w:r>
+      <w:r>
+        <w:rPr>
+          <w:highlight w:val="none"/>
+        </w:rPr>
+      </w:r>
+    </w:p>
+    <w:p>
+      <w:pPr>
+        <w:pBdr/>
+        <w:spacing/>
+        <w:ind w:firstLine="0" w:left="0"/>
+        <w:rPr>
+          <w:highlight w:val="none"/>
+        </w:rPr>
+      </w:pPr>
+      <w:r>
+        <w:rPr>
+          <w:rFonts w:ascii="Arial Black" w:hAnsi="Arial Black" w:cs="Arial Black"/>
+          <w:sz w:val="28"/>
+          <w:szCs w:val="28"/>
+          <w:highlight w:val="none"/>
+          <w:lang w:val="es-ES" w:bidi="es-ES"/>
+        </w:rPr>
+      </w:r>
+      <w:r/>
+      <w:r>
+        <w:rPr>
+          <w:rFonts w:ascii="Arial Black" w:hAnsi="Arial Black" w:cs="Arial Black"/>
+          <w:sz w:val="28"/>
+          <w:szCs w:val="28"/>
+          <w:highlight w:val="none"/>
+          <w:lang w:val="es-ES" w:bidi="es-ES"/>
+        </w:rPr>
+      </w:r>
+      <w:r>
+        <w:rPr>
+          <w:rFonts w:ascii="Arial Black" w:hAnsi="Arial Black" w:cs="Arial Black"/>
+          <w:sz w:val="28"/>
+          <w:szCs w:val="28"/>
+          <w:highlight w:val="none"/>
+          <w:lang w:val="es-ES" w:bidi="es-ES"/>
+        </w:rPr>
+      </w:r>
+      <w:r/>
+      <w:r>
+        <w:rPr>
+          <w:rFonts w:ascii="Arial Black" w:hAnsi="Arial Black" w:cs="Arial Black"/>
+          <w:sz w:val="28"/>
+          <w:szCs w:val="28"/>
+          <w:highlight w:val="none"/>
+          <w:lang w:val="es-ES" w:bidi="es-ES"/>
+        </w:rPr>
+      </w:r>
+      <w:r>
+        <w:rPr>
+          <w:rFonts w:ascii="Arial Black" w:hAnsi="Arial Black" w:cs="Arial Black"/>
+          <w:sz w:val="28"/>
+          <w:szCs w:val="28"/>
+          <w:highlight w:val="none"/>
+          <w:lang w:val="es-ES" w:bidi="es-ES"/>
+        </w:rPr>
+      </w:r>
+    </w:p>
+    <w:p>
+      <w:pPr>
+        <w:pBdr/>
+        <w:spacing/>
+        <w:ind/>
+        <w:rPr/>
+      </w:pPr>
+      <w:r/>
+      <w:r/>
+    </w:p>
+    <w:p>
+      <w:pPr>
+        <w:pBdr/>
+        <w:spacing/>
+        <w:ind/>
+        <w:rPr/>
+      </w:pPr>
+      <w:r/>
+      <w:r/>
+    </w:p>
+    <w:p>
+      <w:pPr>
+        <w:pBdr/>
+        <w:spacing/>
+        <w:ind/>
+        <w:rPr/>
+      </w:pPr>
+      <w:r/>
+      <w:r/>
+    </w:p>
+    <w:p>
+      <w:pPr>
+        <w:pBdr/>
+        <w:spacing/>
+        <w:ind/>
+        <w:rPr/>
+      </w:pPr>
+      <w:r/>
+      <w:r/>
+    </w:p>
+    <w:p>
+      <w:pPr>
+        <w:pBdr/>
+        <w:spacing/>
+        <w:ind/>
+        <w:rPr/>
+      </w:pPr>
+      <w:r/>
+      <w:r/>
+    </w:p>
+    <w:p>
+      <w:pPr>
+        <w:pBdr/>
+        <w:spacing/>
+        <w:ind/>
+        <w:rPr/>
+      </w:pPr>
+      <w:r/>
+      <w:r/>
+    </w:p>
+    <w:p>
+      <w:pPr>
+        <w:pBdr/>
+        <w:spacing/>
+        <w:ind/>
+        <w:rPr/>
+      </w:pPr>
+      <w:r/>
+      <w:r/>
+    </w:p>
+    <w:p>
+      <w:pPr>
+        <w:pBdr/>
+        <w:spacing/>
+        <w:ind/>
+        <w:rPr/>
+      </w:pPr>
+      <w:r/>
+      <w:r/>
+    </w:p>
+    <w:p>
+      <w:pPr>
+        <w:pBdr/>
+        <w:spacing/>
+        <w:ind/>
+        <w:rPr/>
+      </w:pPr>
+      <w:r/>
+      <w:r/>
+    </w:p>
+    <w:p>
+      <w:pPr>
+        <w:pBdr/>
+        <w:spacing/>
+        <w:ind/>
+        <w:rPr/>
+      </w:pPr>
+      <w:r/>
+      <w:r/>
+    </w:p>
+    <w:p>
+      <w:pPr>
+        <w:pBdr/>
+        <w:spacing/>
+        <w:ind/>
+        <w:rPr/>
+      </w:pPr>
+      <w:r/>
+      <w:r/>
+    </w:p>
+    <w:p>
+      <w:pPr>
+        <w:pBdr/>
+        <w:spacing/>
+        <w:ind/>
+        <w:rPr/>
+      </w:pPr>
+      <w:r/>
+      <w:r/>
+    </w:p>
+    <w:p>
+      <w:pPr>
+        <w:pBdr/>
+        <w:spacing/>
+        <w:ind/>
+        <w:jc w:val="right"/>
+        <w:rPr/>
+      </w:pPr>
+      <w:r/>
+      <w:r/>
+      <w:r/>
+    </w:p>
+    <w:p>
+      <w:pPr>
+        <w:pBdr/>
+        <w:spacing/>
+        <w:ind/>
+        <w:jc w:val="right"/>
+        <w:rPr/>
+      </w:pPr>
+      <w:r/>
+      <w:r/>
+      <w:r/>
+    </w:p>
+    <w:p>
+      <w:pPr>
+        <w:pBdr/>
+        <w:spacing/>
+        <w:ind/>
+        <w:jc w:val="left"/>
+        <w:rPr>
+          <w:sz w:val="24"/>
+          <w:szCs w:val="24"/>
+        </w:rPr>
+      </w:pPr>
+      <w:r>
+        <w:rPr>
+          <w:sz w:val="24"/>
+          <w:szCs w:val="24"/>
+        </w:rPr>
+      </w:r>
+      <w:r>
+        <w:rPr>
+          <w:sz w:val="24"/>
+          <w:szCs w:val="24"/>
+        </w:rPr>
+      </w:r>
+    </w:p>
     <w:sectPr>
       <w:headerReference w:type="default" r:id="rId9"/>
+      <w:footerReference w:type="default" r:id="rId10"/>
       <w:footnotePr/>
       <w:endnotePr/>
       <w:type w:val="nextPage"/>
@@ -5486,6 +6575,22 @@
     </w:p>
   </w:endnote>
 </w:endnotes>
+</file>
+
+<file path=word/footer1.xml><?xml version="1.0" encoding="utf-8"?>
+<w:ftr xmlns:wpc="http://schemas.microsoft.com/office/word/2010/wordprocessingCanvas" xmlns:mc="http://schemas.openxmlformats.org/markup-compatibility/2006" xmlns:o="urn:schemas-microsoft-com:office:office" xmlns:r="http://schemas.openxmlformats.org/officeDocument/2006/relationships" xmlns:m="http://schemas.openxmlformats.org/officeDocument/2006/math" xmlns:v="urn:schemas-microsoft-com:vml" xmlns:wp14="http://schemas.microsoft.com/office/word/2010/wordprocessingDrawing" xmlns:wp="http://schemas.openxmlformats.org/drawingml/2006/wordprocessingDrawing" xmlns:w10="urn:schemas-microsoft-com:office:word" xmlns:w="http://schemas.openxmlformats.org/wordprocessingml/2006/main" xmlns:w14="http://schemas.microsoft.com/office/word/2010/wordml" xmlns:w15="http://schemas.microsoft.com/office/word/2012/wordml" xmlns:wpg="http://schemas.microsoft.com/office/word/2010/wordprocessingGroup" xmlns:wpi="http://schemas.microsoft.com/office/word/2010/wordprocessingInk" xmlns:wne="http://schemas.microsoft.com/office/word/2006/wordml" xmlns:a="http://schemas.openxmlformats.org/drawingml/2006/main" xmlns:wps="http://schemas.microsoft.com/office/word/2010/wordprocessingShape" mc:Ignorable="w14 w15 wp14">
+  <w:p>
+    <w:pPr>
+      <w:pStyle w:val="876"/>
+      <w:pBdr/>
+      <w:spacing/>
+      <w:ind/>
+      <w:rPr/>
+    </w:pPr>
+    <w:r/>
+    <w:r/>
+  </w:p>
+</w:ftr>
 </file>
 
 <file path=word/footnotes.xml><?xml version="1.0" encoding="utf-8"?>
